--- a/study_list_notes.docx
+++ b/study_list_notes.docx
@@ -10,27 +10,9 @@
           <w:numId w:val="1"/>
         </w:numPr>
       </w:pPr>
-      <w:proofErr w:type="spellStart"/>
-      <w:r>
-        <w:t>IoC</w:t>
-      </w:r>
-      <w:proofErr w:type="spellEnd"/>
-      <w:r>
-        <w:t xml:space="preserve"> / </w:t>
-      </w:r>
-      <w:proofErr w:type="spellStart"/>
-      <w:r>
-        <w:t>Dependency</w:t>
-      </w:r>
-      <w:proofErr w:type="spellEnd"/>
-      <w:r>
-        <w:t xml:space="preserve"> </w:t>
-      </w:r>
-      <w:proofErr w:type="spellStart"/>
-      <w:r>
-        <w:t>Injection</w:t>
-      </w:r>
-      <w:proofErr w:type="spellEnd"/>
+      <w:r>
+        <w:t>IoC / Dependency Injection</w:t>
+      </w:r>
     </w:p>
     <w:p/>
     <w:p>
@@ -127,13 +109,8 @@
       </w:pPr>
       <w:r>
         <w:lastRenderedPageBreak/>
-        <w:t>Spring-</w:t>
-      </w:r>
-      <w:proofErr w:type="spellStart"/>
-      <w:r>
-        <w:t>ApplicationContext</w:t>
-      </w:r>
-      <w:proofErr w:type="spellEnd"/>
+        <w:t>Spring-ApplicationContext</w:t>
+      </w:r>
     </w:p>
     <w:p>
       <w:r>
@@ -289,13 +266,8 @@
         <w:t>–</w:t>
       </w:r>
       <w:r>
-        <w:t xml:space="preserve"> </w:t>
-      </w:r>
-      <w:proofErr w:type="spellStart"/>
-      <w:r>
-        <w:t>BeanFactory</w:t>
-      </w:r>
-      <w:proofErr w:type="spellEnd"/>
+        <w:t xml:space="preserve"> BeanFactory</w:t>
+      </w:r>
     </w:p>
     <w:p>
       <w:r>
@@ -559,6 +531,9 @@
     </w:p>
     <w:p>
       <w:r>
+        <w:rPr>
+          <w:noProof/>
+        </w:rPr>
         <w:drawing>
           <wp:inline distT="0" distB="0" distL="0" distR="0" wp14:anchorId="435AB013" wp14:editId="4D1EEC1B">
             <wp:extent cx="6120130" cy="2510155"/>
@@ -640,6 +615,7 @@
       </w:pPr>
       <w:r>
         <w:rPr>
+          <w:noProof/>
           <w:lang w:val="en-US"/>
         </w:rPr>
         <w:drawing>
@@ -717,6 +693,7 @@
       </w:pPr>
       <w:r>
         <w:rPr>
+          <w:noProof/>
           <w:lang w:val="en-US"/>
         </w:rPr>
         <w:lastRenderedPageBreak/>
@@ -765,6 +742,7 @@
       </w:pPr>
       <w:r>
         <w:rPr>
+          <w:noProof/>
           <w:lang w:val="en-US"/>
         </w:rPr>
         <w:drawing>
@@ -843,7 +821,6 @@
         </w:rPr>
         <w:t>Field injection creates a risk of </w:t>
       </w:r>
-      <w:proofErr w:type="spellStart"/>
       <w:r>
         <w:rPr>
           <w:b/>
@@ -854,7 +831,6 @@
         </w:rPr>
         <w:t>NullPointerException</w:t>
       </w:r>
-      <w:proofErr w:type="spellEnd"/>
       <w:r>
         <w:rPr>
           <w:b/>
@@ -886,94 +862,55 @@
         <w:rPr>
           <w:b/>
           <w:bCs/>
+          <w:lang w:val="en-US"/>
         </w:rPr>
       </w:pPr>
       <w:r>
         <w:rPr>
           <w:b/>
           <w:bCs/>
-        </w:rPr>
-        <w:t xml:space="preserve">Single </w:t>
-      </w:r>
-      <w:proofErr w:type="spellStart"/>
-      <w:r>
+          <w:lang w:val="en-US"/>
+        </w:rPr>
+        <w:t>Single Responsibility Violation</w:t>
+      </w:r>
+    </w:p>
+    <w:p>
+      <w:pPr>
         <w:rPr>
           <w:b/>
           <w:bCs/>
-        </w:rPr>
-        <w:t>Responsibility</w:t>
-      </w:r>
-      <w:proofErr w:type="spellEnd"/>
+          <w:lang w:val="en-US"/>
+        </w:rPr>
+      </w:pPr>
       <w:r>
         <w:rPr>
           <w:b/>
           <w:bCs/>
-        </w:rPr>
-        <w:t xml:space="preserve"> </w:t>
-      </w:r>
-      <w:proofErr w:type="spellStart"/>
-      <w:r>
+          <w:lang w:val="en-US"/>
+        </w:rPr>
+        <w:t>Circular Dependencies</w:t>
+      </w:r>
+    </w:p>
+    <w:p>
+      <w:pPr>
         <w:rPr>
           <w:b/>
           <w:bCs/>
-        </w:rPr>
-        <w:t>Violation</w:t>
-      </w:r>
-      <w:proofErr w:type="spellEnd"/>
-    </w:p>
-    <w:p>
-      <w:pPr>
+          <w:lang w:val="en-US"/>
+        </w:rPr>
+      </w:pPr>
+      <w:r>
         <w:rPr>
           <w:b/>
           <w:bCs/>
-        </w:rPr>
-      </w:pPr>
-      <w:proofErr w:type="spellStart"/>
+          <w:lang w:val="en-US"/>
+        </w:rPr>
+        <w:t>T</w:t>
+      </w:r>
       <w:r>
         <w:rPr>
           <w:b/>
           <w:bCs/>
-        </w:rPr>
-        <w:t>Circular</w:t>
-      </w:r>
-      <w:proofErr w:type="spellEnd"/>
-      <w:r>
-        <w:rPr>
-          <w:b/>
-          <w:bCs/>
-        </w:rPr>
-        <w:t xml:space="preserve"> </w:t>
-      </w:r>
-      <w:proofErr w:type="spellStart"/>
-      <w:r>
-        <w:rPr>
-          <w:b/>
-          <w:bCs/>
-        </w:rPr>
-        <w:t>Dependencies</w:t>
-      </w:r>
-      <w:proofErr w:type="spellEnd"/>
-    </w:p>
-    <w:p>
-      <w:pPr>
-        <w:rPr>
-          <w:b/>
-          <w:bCs/>
-          <w:lang w:val="en-US"/>
-        </w:rPr>
-      </w:pPr>
-      <w:r>
-        <w:rPr>
-          <w:b/>
-          <w:bCs/>
-          <w:lang w:val="en-US"/>
-        </w:rPr>
-        <w:t>T</w:t>
-      </w:r>
-      <w:r>
-        <w:rPr>
-          <w:b/>
-          <w:bCs/>
           <w:lang w:val="en-US"/>
         </w:rPr>
         <w:t>est:</w:t>
@@ -1018,7 +955,6 @@
         </w:rPr>
         <w:t> method defined in the </w:t>
       </w:r>
-      <w:proofErr w:type="spellStart"/>
       <w:r>
         <w:rPr>
           <w:i/>
@@ -1027,7 +963,6 @@
         </w:rPr>
         <w:t>EmailService</w:t>
       </w:r>
-      <w:proofErr w:type="spellEnd"/>
       <w:r>
         <w:rPr>
           <w:lang w:val="en-US"/>
@@ -1047,7 +982,6 @@
         </w:rPr>
         <w:t>Firstly, we’d like to mock the </w:t>
       </w:r>
-      <w:proofErr w:type="spellStart"/>
       <w:r>
         <w:rPr>
           <w:i/>
@@ -1056,14 +990,12 @@
         </w:rPr>
         <w:t>EmailValidation</w:t>
       </w:r>
-      <w:proofErr w:type="spellEnd"/>
       <w:r>
         <w:rPr>
           <w:lang w:val="en-US"/>
         </w:rPr>
         <w:t> object. However, since we inserted the </w:t>
       </w:r>
-      <w:proofErr w:type="spellStart"/>
       <w:r>
         <w:rPr>
           <w:i/>
@@ -1072,7 +1004,6 @@
         </w:rPr>
         <w:t>EmailValidator</w:t>
       </w:r>
-      <w:proofErr w:type="spellEnd"/>
       <w:r>
         <w:rPr>
           <w:lang w:val="en-US"/>
@@ -1137,6 +1068,7 @@
         <w:rPr>
           <w:b/>
           <w:bCs/>
+          <w:noProof/>
           <w:lang w:val="en-US"/>
         </w:rPr>
         <w:drawing>
@@ -1193,6 +1125,7 @@
       </w:pPr>
       <w:r>
         <w:rPr>
+          <w:noProof/>
           <w:lang w:val="en-US"/>
         </w:rPr>
         <w:drawing>
@@ -1259,6 +1192,7 @@
       </w:pPr>
       <w:r>
         <w:rPr>
+          <w:noProof/>
           <w:lang w:val="en-US"/>
         </w:rPr>
         <w:drawing>
@@ -1306,6 +1240,7 @@
       </w:pPr>
       <w:r>
         <w:rPr>
+          <w:noProof/>
           <w:lang w:val="en-US"/>
         </w:rPr>
         <w:drawing>
@@ -1391,6 +1326,7 @@
       </w:pPr>
       <w:r>
         <w:rPr>
+          <w:noProof/>
           <w:lang w:val="en-US"/>
         </w:rPr>
         <w:drawing>
@@ -1464,6 +1400,7 @@
       </w:pPr>
       <w:r>
         <w:rPr>
+          <w:noProof/>
           <w:lang w:val="en-US"/>
         </w:rPr>
         <w:drawing>
@@ -1511,6 +1448,7 @@
       </w:pPr>
       <w:r>
         <w:rPr>
+          <w:noProof/>
           <w:lang w:val="en-US"/>
         </w:rPr>
         <w:drawing>
@@ -1558,6 +1496,7 @@
       </w:pPr>
       <w:r>
         <w:rPr>
+          <w:noProof/>
           <w:lang w:val="en-US"/>
         </w:rPr>
         <w:drawing>
@@ -1605,6 +1544,7 @@
       </w:pPr>
       <w:r>
         <w:rPr>
+          <w:noProof/>
           <w:lang w:val="en-US"/>
         </w:rPr>
         <w:drawing>
@@ -1652,6 +1592,7 @@
       </w:pPr>
       <w:r>
         <w:rPr>
+          <w:noProof/>
           <w:lang w:val="en-US"/>
         </w:rPr>
         <w:drawing>
@@ -1699,6 +1640,7 @@
       </w:pPr>
       <w:r>
         <w:rPr>
+          <w:noProof/>
           <w:lang w:val="en-US"/>
         </w:rPr>
         <w:drawing>
@@ -1762,18 +1704,16 @@
           <w:numId w:val="1"/>
         </w:numPr>
       </w:pPr>
-      <w:proofErr w:type="spellStart"/>
       <w:r>
         <w:lastRenderedPageBreak/>
-        <w:t>Dependency</w:t>
-      </w:r>
-      <w:proofErr w:type="spellEnd"/>
-      <w:r>
-        <w:t xml:space="preserve"> resolution</w:t>
-      </w:r>
-    </w:p>
-    <w:p>
-      <w:r>
+        <w:t>Dependency resolution</w:t>
+      </w:r>
+    </w:p>
+    <w:p>
+      <w:r>
+        <w:rPr>
+          <w:noProof/>
+        </w:rPr>
         <w:drawing>
           <wp:inline distT="0" distB="0" distL="0" distR="0" wp14:anchorId="3FB580E3" wp14:editId="730ED3D1">
             <wp:extent cx="6120130" cy="2463165"/>
@@ -1830,28 +1770,19 @@
           <w:lang w:val="en-US"/>
         </w:rPr>
       </w:pPr>
-      <w:proofErr w:type="spellStart"/>
-      <w:r>
-        <w:t>Circular</w:t>
-      </w:r>
-      <w:proofErr w:type="spellEnd"/>
-      <w:r>
-        <w:t xml:space="preserve"> </w:t>
-      </w:r>
-      <w:proofErr w:type="spellStart"/>
-      <w:r>
-        <w:t>dependencies</w:t>
-      </w:r>
-      <w:proofErr w:type="spellEnd"/>
-    </w:p>
-    <w:p>
-      <w:pPr>
-        <w:rPr>
-          <w:lang w:val="en-US"/>
-        </w:rPr>
-      </w:pPr>
-      <w:r>
-        <w:rPr>
+      <w:r>
+        <w:t>Circular dependencies</w:t>
+      </w:r>
+    </w:p>
+    <w:p>
+      <w:pPr>
+        <w:rPr>
+          <w:lang w:val="en-US"/>
+        </w:rPr>
+      </w:pPr>
+      <w:r>
+        <w:rPr>
+          <w:noProof/>
           <w:lang w:val="en-US"/>
         </w:rPr>
         <w:drawing>
@@ -1899,6 +1830,7 @@
       </w:pPr>
       <w:r>
         <w:rPr>
+          <w:noProof/>
           <w:lang w:val="en-US"/>
         </w:rPr>
         <w:drawing>
@@ -1940,13 +1872,8 @@
     </w:p>
     <w:p>
       <w:r>
-        <w:t xml:space="preserve">The </w:t>
-      </w:r>
-      <w:proofErr w:type="spellStart"/>
-      <w:r>
-        <w:t>Workarounds</w:t>
-      </w:r>
-      <w:proofErr w:type="spellEnd"/>
+        <w:t>The Workarounds</w:t>
+      </w:r>
     </w:p>
     <w:p>
       <w:pPr>
@@ -2002,6 +1929,7 @@
       </w:pPr>
       <w:r>
         <w:rPr>
+          <w:noProof/>
           <w:lang w:val="en-US"/>
         </w:rPr>
         <w:drawing>
@@ -2070,6 +1998,7 @@
         <w:rPr>
           <w:b/>
           <w:bCs/>
+          <w:noProof/>
           <w:lang w:val="en-US"/>
         </w:rPr>
         <w:lastRenderedPageBreak/>
@@ -2147,6 +2076,7 @@
       </w:pPr>
       <w:r>
         <w:rPr>
+          <w:noProof/>
           <w:lang w:val="en-US"/>
         </w:rPr>
         <w:drawing>
@@ -2194,6 +2124,7 @@
       </w:pPr>
       <w:r>
         <w:rPr>
+          <w:noProof/>
           <w:lang w:val="en-US"/>
         </w:rPr>
         <w:drawing>
@@ -2251,7 +2182,6 @@
         </w:rPr>
         <w:t> Implement </w:t>
       </w:r>
-      <w:proofErr w:type="spellStart"/>
       <w:r>
         <w:rPr>
           <w:b/>
@@ -2262,7 +2192,6 @@
         </w:rPr>
         <w:t>ApplicationContextAware</w:t>
       </w:r>
-      <w:proofErr w:type="spellEnd"/>
       <w:r>
         <w:rPr>
           <w:b/>
@@ -2271,7 +2200,6 @@
         </w:rPr>
         <w:t> and </w:t>
       </w:r>
-      <w:proofErr w:type="spellStart"/>
       <w:r>
         <w:rPr>
           <w:b/>
@@ -2282,7 +2210,6 @@
         </w:rPr>
         <w:t>InitializingBean</w:t>
       </w:r>
-      <w:proofErr w:type="spellEnd"/>
     </w:p>
     <w:p>
       <w:pPr>
@@ -2307,6 +2234,7 @@
         <w:rPr>
           <w:b/>
           <w:bCs/>
+          <w:noProof/>
           <w:lang w:val="en-US"/>
         </w:rPr>
         <w:lastRenderedPageBreak/>
@@ -2415,6 +2343,7 @@
       </w:pPr>
       <w:r>
         <w:rPr>
+          <w:noProof/>
           <w:lang w:val="en-US"/>
         </w:rPr>
         <w:drawing>
@@ -2462,6 +2391,7 @@
       </w:pPr>
       <w:r>
         <w:rPr>
+          <w:noProof/>
           <w:lang w:val="en-US"/>
         </w:rPr>
         <w:drawing>
@@ -2532,6 +2462,7 @@
       </w:pPr>
       <w:r>
         <w:rPr>
+          <w:noProof/>
           <w:lang w:val="en-US"/>
         </w:rPr>
         <w:drawing>
@@ -2572,11 +2503,6 @@
       </w:r>
     </w:p>
     <w:p>
-      <w:pPr>
-        <w:rPr>
-          <w:lang w:val="en-US"/>
-        </w:rPr>
-      </w:pPr>
       <w:hyperlink r:id="rId51" w:history="1">
         <w:r>
           <w:rPr>
@@ -2587,27 +2513,456 @@
         </w:r>
       </w:hyperlink>
     </w:p>
-    <w:p>
-      <w:pPr>
-        <w:rPr>
-          <w:lang w:val="en-US"/>
-        </w:rPr>
-      </w:pPr>
-    </w:p>
-    <w:p>
-      <w:pPr>
-        <w:rPr>
-          <w:lang w:val="en-US"/>
-        </w:rPr>
-      </w:pPr>
-    </w:p>
-    <w:p>
-      <w:pPr>
-        <w:rPr>
-          <w:lang w:val="en-US"/>
-        </w:rPr>
-      </w:pPr>
-    </w:p>
+    <w:p/>
+    <w:p>
+      <w:pPr>
+        <w:pStyle w:val="Overskrift2"/>
+        <w:numPr>
+          <w:ilvl w:val="0"/>
+          <w:numId w:val="1"/>
+        </w:numPr>
+      </w:pPr>
+      <w:r>
+        <w:lastRenderedPageBreak/>
+        <w:t>Singleton scope</w:t>
+      </w:r>
+    </w:p>
+    <w:p>
+      <w:pPr>
+        <w:pStyle w:val="Overskrift2"/>
+        <w:numPr>
+          <w:ilvl w:val="0"/>
+          <w:numId w:val="1"/>
+        </w:numPr>
+      </w:pPr>
+      <w:r>
+        <w:t>Prototype scope</w:t>
+      </w:r>
+    </w:p>
+    <w:p>
+      <w:r>
+        <w:drawing>
+          <wp:inline distT="0" distB="0" distL="0" distR="0" wp14:anchorId="00AEED0D" wp14:editId="138ECEEC">
+            <wp:extent cx="6120130" cy="2842895"/>
+            <wp:effectExtent l="0" t="0" r="0" b="0"/>
+            <wp:docPr id="520131914" name="Billede 1"/>
+            <wp:cNvGraphicFramePr>
+              <a:graphicFrameLocks xmlns:a="http://schemas.openxmlformats.org/drawingml/2006/main" noChangeAspect="1"/>
+            </wp:cNvGraphicFramePr>
+            <a:graphic xmlns:a="http://schemas.openxmlformats.org/drawingml/2006/main">
+              <a:graphicData uri="http://schemas.openxmlformats.org/drawingml/2006/picture">
+                <pic:pic xmlns:pic="http://schemas.openxmlformats.org/drawingml/2006/picture">
+                  <pic:nvPicPr>
+                    <pic:cNvPr id="520131914" name=""/>
+                    <pic:cNvPicPr/>
+                  </pic:nvPicPr>
+                  <pic:blipFill>
+                    <a:blip r:embed="rId52"/>
+                    <a:stretch>
+                      <a:fillRect/>
+                    </a:stretch>
+                  </pic:blipFill>
+                  <pic:spPr>
+                    <a:xfrm>
+                      <a:off x="0" y="0"/>
+                      <a:ext cx="6120130" cy="2842895"/>
+                    </a:xfrm>
+                    <a:prstGeom prst="rect">
+                      <a:avLst/>
+                    </a:prstGeom>
+                  </pic:spPr>
+                </pic:pic>
+              </a:graphicData>
+            </a:graphic>
+          </wp:inline>
+        </w:drawing>
+      </w:r>
+    </w:p>
+    <w:p>
+      <w:r>
+        <w:drawing>
+          <wp:inline distT="0" distB="0" distL="0" distR="0" wp14:anchorId="23C29D53" wp14:editId="42932C65">
+            <wp:extent cx="6120130" cy="1262380"/>
+            <wp:effectExtent l="0" t="0" r="0" b="0"/>
+            <wp:docPr id="2101789414" name="Billede 1"/>
+            <wp:cNvGraphicFramePr>
+              <a:graphicFrameLocks xmlns:a="http://schemas.openxmlformats.org/drawingml/2006/main" noChangeAspect="1"/>
+            </wp:cNvGraphicFramePr>
+            <a:graphic xmlns:a="http://schemas.openxmlformats.org/drawingml/2006/main">
+              <a:graphicData uri="http://schemas.openxmlformats.org/drawingml/2006/picture">
+                <pic:pic xmlns:pic="http://schemas.openxmlformats.org/drawingml/2006/picture">
+                  <pic:nvPicPr>
+                    <pic:cNvPr id="2101789414" name=""/>
+                    <pic:cNvPicPr/>
+                  </pic:nvPicPr>
+                  <pic:blipFill>
+                    <a:blip r:embed="rId53"/>
+                    <a:stretch>
+                      <a:fillRect/>
+                    </a:stretch>
+                  </pic:blipFill>
+                  <pic:spPr>
+                    <a:xfrm>
+                      <a:off x="0" y="0"/>
+                      <a:ext cx="6120130" cy="1262380"/>
+                    </a:xfrm>
+                    <a:prstGeom prst="rect">
+                      <a:avLst/>
+                    </a:prstGeom>
+                  </pic:spPr>
+                </pic:pic>
+              </a:graphicData>
+            </a:graphic>
+          </wp:inline>
+        </w:drawing>
+      </w:r>
+    </w:p>
+    <w:p>
+      <w:r>
+        <w:drawing>
+          <wp:inline distT="0" distB="0" distL="0" distR="0" wp14:anchorId="60CB8255" wp14:editId="7D0A8277">
+            <wp:extent cx="6120130" cy="3274695"/>
+            <wp:effectExtent l="0" t="0" r="0" b="1905"/>
+            <wp:docPr id="1274031898" name="Billede 1"/>
+            <wp:cNvGraphicFramePr>
+              <a:graphicFrameLocks xmlns:a="http://schemas.openxmlformats.org/drawingml/2006/main" noChangeAspect="1"/>
+            </wp:cNvGraphicFramePr>
+            <a:graphic xmlns:a="http://schemas.openxmlformats.org/drawingml/2006/main">
+              <a:graphicData uri="http://schemas.openxmlformats.org/drawingml/2006/picture">
+                <pic:pic xmlns:pic="http://schemas.openxmlformats.org/drawingml/2006/picture">
+                  <pic:nvPicPr>
+                    <pic:cNvPr id="1274031898" name=""/>
+                    <pic:cNvPicPr/>
+                  </pic:nvPicPr>
+                  <pic:blipFill>
+                    <a:blip r:embed="rId54"/>
+                    <a:stretch>
+                      <a:fillRect/>
+                    </a:stretch>
+                  </pic:blipFill>
+                  <pic:spPr>
+                    <a:xfrm>
+                      <a:off x="0" y="0"/>
+                      <a:ext cx="6120130" cy="3274695"/>
+                    </a:xfrm>
+                    <a:prstGeom prst="rect">
+                      <a:avLst/>
+                    </a:prstGeom>
+                  </pic:spPr>
+                </pic:pic>
+              </a:graphicData>
+            </a:graphic>
+          </wp:inline>
+        </w:drawing>
+      </w:r>
+    </w:p>
+    <w:p>
+      <w:r>
+        <w:lastRenderedPageBreak/>
+        <w:drawing>
+          <wp:inline distT="0" distB="0" distL="0" distR="0" wp14:anchorId="617A38F8" wp14:editId="773B8696">
+            <wp:extent cx="6120130" cy="1751965"/>
+            <wp:effectExtent l="0" t="0" r="0" b="635"/>
+            <wp:docPr id="1291111784" name="Billede 1"/>
+            <wp:cNvGraphicFramePr>
+              <a:graphicFrameLocks xmlns:a="http://schemas.openxmlformats.org/drawingml/2006/main" noChangeAspect="1"/>
+            </wp:cNvGraphicFramePr>
+            <a:graphic xmlns:a="http://schemas.openxmlformats.org/drawingml/2006/main">
+              <a:graphicData uri="http://schemas.openxmlformats.org/drawingml/2006/picture">
+                <pic:pic xmlns:pic="http://schemas.openxmlformats.org/drawingml/2006/picture">
+                  <pic:nvPicPr>
+                    <pic:cNvPr id="1291111784" name=""/>
+                    <pic:cNvPicPr/>
+                  </pic:nvPicPr>
+                  <pic:blipFill>
+                    <a:blip r:embed="rId55"/>
+                    <a:stretch>
+                      <a:fillRect/>
+                    </a:stretch>
+                  </pic:blipFill>
+                  <pic:spPr>
+                    <a:xfrm>
+                      <a:off x="0" y="0"/>
+                      <a:ext cx="6120130" cy="1751965"/>
+                    </a:xfrm>
+                    <a:prstGeom prst="rect">
+                      <a:avLst/>
+                    </a:prstGeom>
+                  </pic:spPr>
+                </pic:pic>
+              </a:graphicData>
+            </a:graphic>
+          </wp:inline>
+        </w:drawing>
+      </w:r>
+    </w:p>
+    <w:p>
+      <w:hyperlink r:id="rId56" w:history="1">
+        <w:r>
+          <w:rPr>
+            <w:rStyle w:val="Hyperlink"/>
+          </w:rPr>
+          <w:t>https://www.geeksforgeeks.org/java/singleton-and-prototype-bean-scopes-in-java-spring/</w:t>
+        </w:r>
+      </w:hyperlink>
+    </w:p>
+    <w:p/>
+    <w:p>
+      <w:pPr>
+        <w:pStyle w:val="Overskrift2"/>
+        <w:numPr>
+          <w:ilvl w:val="0"/>
+          <w:numId w:val="1"/>
+        </w:numPr>
+      </w:pPr>
+      <w:r>
+        <w:t>Request / session / application / WebSocket scopes</w:t>
+      </w:r>
+    </w:p>
+    <w:p>
+      <w:pPr>
+        <w:pStyle w:val="Overskrift2"/>
+        <w:numPr>
+          <w:ilvl w:val="0"/>
+          <w:numId w:val="1"/>
+        </w:numPr>
+      </w:pPr>
+      <w:r>
+        <w:t>@Scope</w:t>
+      </w:r>
+    </w:p>
+    <w:p>
+      <w:r>
+        <w:drawing>
+          <wp:inline distT="0" distB="0" distL="0" distR="0" wp14:anchorId="0DFC17DA" wp14:editId="7EC95D69">
+            <wp:extent cx="6120130" cy="1777365"/>
+            <wp:effectExtent l="0" t="0" r="0" b="0"/>
+            <wp:docPr id="1075177783" name="Billede 1"/>
+            <wp:cNvGraphicFramePr>
+              <a:graphicFrameLocks xmlns:a="http://schemas.openxmlformats.org/drawingml/2006/main" noChangeAspect="1"/>
+            </wp:cNvGraphicFramePr>
+            <a:graphic xmlns:a="http://schemas.openxmlformats.org/drawingml/2006/main">
+              <a:graphicData uri="http://schemas.openxmlformats.org/drawingml/2006/picture">
+                <pic:pic xmlns:pic="http://schemas.openxmlformats.org/drawingml/2006/picture">
+                  <pic:nvPicPr>
+                    <pic:cNvPr id="1075177783" name=""/>
+                    <pic:cNvPicPr/>
+                  </pic:nvPicPr>
+                  <pic:blipFill>
+                    <a:blip r:embed="rId57"/>
+                    <a:stretch>
+                      <a:fillRect/>
+                    </a:stretch>
+                  </pic:blipFill>
+                  <pic:spPr>
+                    <a:xfrm>
+                      <a:off x="0" y="0"/>
+                      <a:ext cx="6120130" cy="1777365"/>
+                    </a:xfrm>
+                    <a:prstGeom prst="rect">
+                      <a:avLst/>
+                    </a:prstGeom>
+                  </pic:spPr>
+                </pic:pic>
+              </a:graphicData>
+            </a:graphic>
+          </wp:inline>
+        </w:drawing>
+      </w:r>
+    </w:p>
+    <w:p>
+      <w:r>
+        <w:drawing>
+          <wp:inline distT="0" distB="0" distL="0" distR="0" wp14:anchorId="0130C4FF" wp14:editId="469A7E2C">
+            <wp:extent cx="6120130" cy="2183130"/>
+            <wp:effectExtent l="0" t="0" r="0" b="7620"/>
+            <wp:docPr id="1835293200" name="Billede 1"/>
+            <wp:cNvGraphicFramePr>
+              <a:graphicFrameLocks xmlns:a="http://schemas.openxmlformats.org/drawingml/2006/main" noChangeAspect="1"/>
+            </wp:cNvGraphicFramePr>
+            <a:graphic xmlns:a="http://schemas.openxmlformats.org/drawingml/2006/main">
+              <a:graphicData uri="http://schemas.openxmlformats.org/drawingml/2006/picture">
+                <pic:pic xmlns:pic="http://schemas.openxmlformats.org/drawingml/2006/picture">
+                  <pic:nvPicPr>
+                    <pic:cNvPr id="1835293200" name=""/>
+                    <pic:cNvPicPr/>
+                  </pic:nvPicPr>
+                  <pic:blipFill>
+                    <a:blip r:embed="rId58"/>
+                    <a:stretch>
+                      <a:fillRect/>
+                    </a:stretch>
+                  </pic:blipFill>
+                  <pic:spPr>
+                    <a:xfrm>
+                      <a:off x="0" y="0"/>
+                      <a:ext cx="6120130" cy="2183130"/>
+                    </a:xfrm>
+                    <a:prstGeom prst="rect">
+                      <a:avLst/>
+                    </a:prstGeom>
+                  </pic:spPr>
+                </pic:pic>
+              </a:graphicData>
+            </a:graphic>
+          </wp:inline>
+        </w:drawing>
+      </w:r>
+    </w:p>
+    <w:p>
+      <w:r>
+        <w:lastRenderedPageBreak/>
+        <w:drawing>
+          <wp:inline distT="0" distB="0" distL="0" distR="0" wp14:anchorId="4360C8E3" wp14:editId="030AA029">
+            <wp:extent cx="6120130" cy="3318510"/>
+            <wp:effectExtent l="0" t="0" r="0" b="0"/>
+            <wp:docPr id="688199584" name="Billede 1"/>
+            <wp:cNvGraphicFramePr>
+              <a:graphicFrameLocks xmlns:a="http://schemas.openxmlformats.org/drawingml/2006/main" noChangeAspect="1"/>
+            </wp:cNvGraphicFramePr>
+            <a:graphic xmlns:a="http://schemas.openxmlformats.org/drawingml/2006/main">
+              <a:graphicData uri="http://schemas.openxmlformats.org/drawingml/2006/picture">
+                <pic:pic xmlns:pic="http://schemas.openxmlformats.org/drawingml/2006/picture">
+                  <pic:nvPicPr>
+                    <pic:cNvPr id="688199584" name=""/>
+                    <pic:cNvPicPr/>
+                  </pic:nvPicPr>
+                  <pic:blipFill>
+                    <a:blip r:embed="rId59"/>
+                    <a:stretch>
+                      <a:fillRect/>
+                    </a:stretch>
+                  </pic:blipFill>
+                  <pic:spPr>
+                    <a:xfrm>
+                      <a:off x="0" y="0"/>
+                      <a:ext cx="6120130" cy="3318510"/>
+                    </a:xfrm>
+                    <a:prstGeom prst="rect">
+                      <a:avLst/>
+                    </a:prstGeom>
+                  </pic:spPr>
+                </pic:pic>
+              </a:graphicData>
+            </a:graphic>
+          </wp:inline>
+        </w:drawing>
+      </w:r>
+    </w:p>
+    <w:p>
+      <w:r>
+        <w:drawing>
+          <wp:inline distT="0" distB="0" distL="0" distR="0" wp14:anchorId="5EE3DD8A" wp14:editId="5A14E026">
+            <wp:extent cx="6120130" cy="2932430"/>
+            <wp:effectExtent l="0" t="0" r="0" b="1270"/>
+            <wp:docPr id="1001743641" name="Billede 1"/>
+            <wp:cNvGraphicFramePr>
+              <a:graphicFrameLocks xmlns:a="http://schemas.openxmlformats.org/drawingml/2006/main" noChangeAspect="1"/>
+            </wp:cNvGraphicFramePr>
+            <a:graphic xmlns:a="http://schemas.openxmlformats.org/drawingml/2006/main">
+              <a:graphicData uri="http://schemas.openxmlformats.org/drawingml/2006/picture">
+                <pic:pic xmlns:pic="http://schemas.openxmlformats.org/drawingml/2006/picture">
+                  <pic:nvPicPr>
+                    <pic:cNvPr id="1001743641" name=""/>
+                    <pic:cNvPicPr/>
+                  </pic:nvPicPr>
+                  <pic:blipFill>
+                    <a:blip r:embed="rId60"/>
+                    <a:stretch>
+                      <a:fillRect/>
+                    </a:stretch>
+                  </pic:blipFill>
+                  <pic:spPr>
+                    <a:xfrm>
+                      <a:off x="0" y="0"/>
+                      <a:ext cx="6120130" cy="2932430"/>
+                    </a:xfrm>
+                    <a:prstGeom prst="rect">
+                      <a:avLst/>
+                    </a:prstGeom>
+                  </pic:spPr>
+                </pic:pic>
+              </a:graphicData>
+            </a:graphic>
+          </wp:inline>
+        </w:drawing>
+      </w:r>
+    </w:p>
+    <w:p>
+      <w:hyperlink r:id="rId61" w:history="1">
+        <w:r>
+          <w:rPr>
+            <w:rStyle w:val="Hyperlink"/>
+          </w:rPr>
+          <w:t>https://docs.spring.io/spring-framework/reference/core/beans/factory-scopes.html</w:t>
+        </w:r>
+      </w:hyperlink>
+    </w:p>
+    <w:p>
+      <w:hyperlink r:id="rId62" w:history="1">
+        <w:r>
+          <w:rPr>
+            <w:rStyle w:val="Hyperlink"/>
+          </w:rPr>
+          <w:t>https://github.com/javalearnerss/bean-scopes/tree/main/session-scope</w:t>
+        </w:r>
+      </w:hyperlink>
+    </w:p>
+    <w:p/>
+    <w:p>
+      <w:pPr>
+        <w:pStyle w:val="Overskrift2"/>
+        <w:numPr>
+          <w:ilvl w:val="0"/>
+          <w:numId w:val="1"/>
+        </w:numPr>
+      </w:pPr>
+      <w:r>
+        <w:lastRenderedPageBreak/>
+        <w:t>@PostConstruct and @PreDestroy</w:t>
+      </w:r>
+    </w:p>
+    <w:p>
+      <w:r>
+        <w:drawing>
+          <wp:inline distT="0" distB="0" distL="0" distR="0" wp14:anchorId="46BB3859" wp14:editId="06F88BDA">
+            <wp:extent cx="6120130" cy="2891790"/>
+            <wp:effectExtent l="0" t="0" r="0" b="3810"/>
+            <wp:docPr id="274293208" name="Billede 1"/>
+            <wp:cNvGraphicFramePr>
+              <a:graphicFrameLocks xmlns:a="http://schemas.openxmlformats.org/drawingml/2006/main" noChangeAspect="1"/>
+            </wp:cNvGraphicFramePr>
+            <a:graphic xmlns:a="http://schemas.openxmlformats.org/drawingml/2006/main">
+              <a:graphicData uri="http://schemas.openxmlformats.org/drawingml/2006/picture">
+                <pic:pic xmlns:pic="http://schemas.openxmlformats.org/drawingml/2006/picture">
+                  <pic:nvPicPr>
+                    <pic:cNvPr id="274293208" name=""/>
+                    <pic:cNvPicPr/>
+                  </pic:nvPicPr>
+                  <pic:blipFill>
+                    <a:blip r:embed="rId63"/>
+                    <a:stretch>
+                      <a:fillRect/>
+                    </a:stretch>
+                  </pic:blipFill>
+                  <pic:spPr>
+                    <a:xfrm>
+                      <a:off x="0" y="0"/>
+                      <a:ext cx="6120130" cy="2891790"/>
+                    </a:xfrm>
+                    <a:prstGeom prst="rect">
+                      <a:avLst/>
+                    </a:prstGeom>
+                  </pic:spPr>
+                </pic:pic>
+              </a:graphicData>
+            </a:graphic>
+          </wp:inline>
+        </w:drawing>
+      </w:r>
+    </w:p>
+    <w:p/>
+    <w:p/>
     <w:sectPr>
       <w:pgSz w:w="11906" w:h="16838"/>
       <w:pgMar w:top="1701" w:right="1134" w:bottom="1701" w:left="1134" w:header="708" w:footer="708" w:gutter="0"/>

--- a/study_list_notes.docx
+++ b/study_list_notes.docx
@@ -10,9 +10,27 @@
           <w:numId w:val="1"/>
         </w:numPr>
       </w:pPr>
-      <w:r>
-        <w:t>IoC / Dependency Injection</w:t>
-      </w:r>
+      <w:proofErr w:type="spellStart"/>
+      <w:r>
+        <w:t>IoC</w:t>
+      </w:r>
+      <w:proofErr w:type="spellEnd"/>
+      <w:r>
+        <w:t xml:space="preserve"> / </w:t>
+      </w:r>
+      <w:proofErr w:type="spellStart"/>
+      <w:r>
+        <w:t>Dependency</w:t>
+      </w:r>
+      <w:proofErr w:type="spellEnd"/>
+      <w:r>
+        <w:t xml:space="preserve"> </w:t>
+      </w:r>
+      <w:proofErr w:type="spellStart"/>
+      <w:r>
+        <w:t>Injection</w:t>
+      </w:r>
+      <w:proofErr w:type="spellEnd"/>
     </w:p>
     <w:p/>
     <w:p>
@@ -109,8 +127,13 @@
       </w:pPr>
       <w:r>
         <w:lastRenderedPageBreak/>
-        <w:t>Spring-ApplicationContext</w:t>
-      </w:r>
+        <w:t>Spring-</w:t>
+      </w:r>
+      <w:proofErr w:type="spellStart"/>
+      <w:r>
+        <w:t>ApplicationContext</w:t>
+      </w:r>
+      <w:proofErr w:type="spellEnd"/>
     </w:p>
     <w:p>
       <w:r>
@@ -266,8 +289,13 @@
         <w:t>–</w:t>
       </w:r>
       <w:r>
-        <w:t xml:space="preserve"> BeanFactory</w:t>
-      </w:r>
+        <w:t xml:space="preserve"> </w:t>
+      </w:r>
+      <w:proofErr w:type="spellStart"/>
+      <w:r>
+        <w:t>BeanFactory</w:t>
+      </w:r>
+      <w:proofErr w:type="spellEnd"/>
     </w:p>
     <w:p>
       <w:r>
@@ -821,6 +849,7 @@
         </w:rPr>
         <w:t>Field injection creates a risk of </w:t>
       </w:r>
+      <w:proofErr w:type="spellStart"/>
       <w:r>
         <w:rPr>
           <w:b/>
@@ -831,6 +860,7 @@
         </w:rPr>
         <w:t>NullPointerException</w:t>
       </w:r>
+      <w:proofErr w:type="spellEnd"/>
       <w:r>
         <w:rPr>
           <w:b/>
@@ -941,69 +971,85 @@
         </w:rPr>
         <w:t>Suppose we’d like to write a unit test to check whether the </w:t>
       </w:r>
+      <w:proofErr w:type="gramStart"/>
       <w:r>
         <w:rPr>
           <w:i/>
           <w:iCs/>
           <w:lang w:val="en-US"/>
         </w:rPr>
-        <w:t>process()</w:t>
-      </w:r>
-      <w:r>
-        <w:rPr>
-          <w:lang w:val="en-US"/>
-        </w:rPr>
-        <w:t> method defined in the </w:t>
-      </w:r>
+        <w:t>process(</w:t>
+      </w:r>
+      <w:proofErr w:type="gramEnd"/>
       <w:r>
         <w:rPr>
           <w:i/>
           <w:iCs/>
           <w:lang w:val="en-US"/>
         </w:rPr>
-        <w:t>EmailService</w:t>
-      </w:r>
-      <w:r>
-        <w:rPr>
-          <w:lang w:val="en-US"/>
-        </w:rPr>
-        <w:t> is working properly.</w:t>
-      </w:r>
-    </w:p>
-    <w:p>
-      <w:pPr>
-        <w:rPr>
-          <w:lang w:val="en-US"/>
-        </w:rPr>
-      </w:pPr>
-      <w:r>
-        <w:rPr>
-          <w:lang w:val="en-US"/>
-        </w:rPr>
-        <w:t>Firstly, we’d like to mock the </w:t>
-      </w:r>
+        <w:t>)</w:t>
+      </w:r>
+      <w:r>
+        <w:rPr>
+          <w:lang w:val="en-US"/>
+        </w:rPr>
+        <w:t> method defined in the </w:t>
+      </w:r>
+      <w:proofErr w:type="spellStart"/>
       <w:r>
         <w:rPr>
           <w:i/>
           <w:iCs/>
           <w:lang w:val="en-US"/>
         </w:rPr>
-        <w:t>EmailValidation</w:t>
-      </w:r>
-      <w:r>
-        <w:rPr>
-          <w:lang w:val="en-US"/>
-        </w:rPr>
-        <w:t> object. However, since we inserted the </w:t>
-      </w:r>
+        <w:t>EmailService</w:t>
+      </w:r>
+      <w:proofErr w:type="spellEnd"/>
+      <w:r>
+        <w:rPr>
+          <w:lang w:val="en-US"/>
+        </w:rPr>
+        <w:t> is working properly.</w:t>
+      </w:r>
+    </w:p>
+    <w:p>
+      <w:pPr>
+        <w:rPr>
+          <w:lang w:val="en-US"/>
+        </w:rPr>
+      </w:pPr>
+      <w:r>
+        <w:rPr>
+          <w:lang w:val="en-US"/>
+        </w:rPr>
+        <w:t>Firstly, we’d like to mock the </w:t>
+      </w:r>
+      <w:proofErr w:type="spellStart"/>
       <w:r>
         <w:rPr>
           <w:i/>
           <w:iCs/>
           <w:lang w:val="en-US"/>
         </w:rPr>
+        <w:t>EmailValidation</w:t>
+      </w:r>
+      <w:proofErr w:type="spellEnd"/>
+      <w:r>
+        <w:rPr>
+          <w:lang w:val="en-US"/>
+        </w:rPr>
+        <w:t> object. However, since we inserted the </w:t>
+      </w:r>
+      <w:proofErr w:type="spellStart"/>
+      <w:r>
+        <w:rPr>
+          <w:i/>
+          <w:iCs/>
+          <w:lang w:val="en-US"/>
+        </w:rPr>
         <w:t>EmailValidator</w:t>
       </w:r>
+      <w:proofErr w:type="spellEnd"/>
       <w:r>
         <w:rPr>
           <w:lang w:val="en-US"/>
@@ -1176,6 +1222,7 @@
           <w:lang w:val="en-US"/>
         </w:rPr>
       </w:pPr>
+      <w:proofErr w:type="gramStart"/>
       <w:r>
         <w:rPr>
           <w:lang w:val="en-US"/>
@@ -1183,6 +1230,7 @@
         <w:lastRenderedPageBreak/>
         <w:t>@Qualifier</w:t>
       </w:r>
+      <w:proofErr w:type="gramEnd"/>
     </w:p>
     <w:p>
       <w:pPr>
@@ -1704,9 +1752,14 @@
           <w:numId w:val="1"/>
         </w:numPr>
       </w:pPr>
+      <w:proofErr w:type="spellStart"/>
       <w:r>
         <w:lastRenderedPageBreak/>
-        <w:t>Dependency resolution</w:t>
+        <w:t>Dependency</w:t>
+      </w:r>
+      <w:proofErr w:type="spellEnd"/>
+      <w:r>
+        <w:t xml:space="preserve"> resolution</w:t>
       </w:r>
     </w:p>
     <w:p>
@@ -1770,9 +1823,19 @@
           <w:lang w:val="en-US"/>
         </w:rPr>
       </w:pPr>
-      <w:r>
-        <w:t>Circular dependencies</w:t>
-      </w:r>
+      <w:proofErr w:type="spellStart"/>
+      <w:r>
+        <w:t>Circular</w:t>
+      </w:r>
+      <w:proofErr w:type="spellEnd"/>
+      <w:r>
+        <w:t xml:space="preserve"> </w:t>
+      </w:r>
+      <w:proofErr w:type="spellStart"/>
+      <w:r>
+        <w:t>dependencies</w:t>
+      </w:r>
+      <w:proofErr w:type="spellEnd"/>
     </w:p>
     <w:p>
       <w:pPr>
@@ -1872,8 +1935,13 @@
     </w:p>
     <w:p>
       <w:r>
-        <w:t>The Workarounds</w:t>
-      </w:r>
+        <w:t xml:space="preserve">The </w:t>
+      </w:r>
+      <w:proofErr w:type="spellStart"/>
+      <w:r>
+        <w:t>Workarounds</w:t>
+      </w:r>
+      <w:proofErr w:type="spellEnd"/>
     </w:p>
     <w:p>
       <w:pPr>
@@ -1902,6 +1970,7 @@
           <w:lang w:val="en-US"/>
         </w:rPr>
       </w:pPr>
+      <w:proofErr w:type="gramStart"/>
       <w:r>
         <w:rPr>
           <w:b/>
@@ -1918,7 +1987,18 @@
           <w:iCs/>
           <w:lang w:val="en-US"/>
         </w:rPr>
-        <w:t>@Lazy</w:t>
+        <w:t>@</w:t>
+      </w:r>
+      <w:proofErr w:type="gramEnd"/>
+      <w:r>
+        <w:rPr>
+          <w:b/>
+          <w:bCs/>
+          <w:i/>
+          <w:iCs/>
+          <w:lang w:val="en-US"/>
+        </w:rPr>
+        <w:t>Lazy</w:t>
       </w:r>
     </w:p>
     <w:p>
@@ -2182,6 +2262,7 @@
         </w:rPr>
         <w:t> Implement </w:t>
       </w:r>
+      <w:proofErr w:type="spellStart"/>
       <w:r>
         <w:rPr>
           <w:b/>
@@ -2192,6 +2273,7 @@
         </w:rPr>
         <w:t>ApplicationContextAware</w:t>
       </w:r>
+      <w:proofErr w:type="spellEnd"/>
       <w:r>
         <w:rPr>
           <w:b/>
@@ -2200,6 +2282,7 @@
         </w:rPr>
         <w:t> and </w:t>
       </w:r>
+      <w:proofErr w:type="spellStart"/>
       <w:r>
         <w:rPr>
           <w:b/>
@@ -2210,6 +2293,7 @@
         </w:rPr>
         <w:t>InitializingBean</w:t>
       </w:r>
+      <w:proofErr w:type="spellEnd"/>
     </w:p>
     <w:p>
       <w:pPr>
@@ -2503,6 +2587,11 @@
       </w:r>
     </w:p>
     <w:p>
+      <w:pPr>
+        <w:rPr>
+          <w:lang w:val="en-US"/>
+        </w:rPr>
+      </w:pPr>
       <w:hyperlink r:id="rId51" w:history="1">
         <w:r>
           <w:rPr>
@@ -2513,7 +2602,13 @@
         </w:r>
       </w:hyperlink>
     </w:p>
-    <w:p/>
+    <w:p>
+      <w:pPr>
+        <w:rPr>
+          <w:lang w:val="en-US"/>
+        </w:rPr>
+      </w:pPr>
+    </w:p>
     <w:p>
       <w:pPr>
         <w:pStyle w:val="Overskrift2"/>
@@ -2524,8 +2619,13 @@
       </w:pPr>
       <w:r>
         <w:lastRenderedPageBreak/>
-        <w:t>Singleton scope</w:t>
-      </w:r>
+        <w:t xml:space="preserve">Singleton </w:t>
+      </w:r>
+      <w:proofErr w:type="spellStart"/>
+      <w:r>
+        <w:t>scope</w:t>
+      </w:r>
+      <w:proofErr w:type="spellEnd"/>
     </w:p>
     <w:p>
       <w:pPr>
@@ -2536,11 +2636,19 @@
         </w:numPr>
       </w:pPr>
       <w:r>
-        <w:t>Prototype scope</w:t>
-      </w:r>
-    </w:p>
-    <w:p>
-      <w:r>
+        <w:t xml:space="preserve">Prototype </w:t>
+      </w:r>
+      <w:proofErr w:type="spellStart"/>
+      <w:r>
+        <w:t>scope</w:t>
+      </w:r>
+      <w:proofErr w:type="spellEnd"/>
+    </w:p>
+    <w:p>
+      <w:r>
+        <w:rPr>
+          <w:noProof/>
+        </w:rPr>
         <w:drawing>
           <wp:inline distT="0" distB="0" distL="0" distR="0" wp14:anchorId="00AEED0D" wp14:editId="138ECEEC">
             <wp:extent cx="6120130" cy="2842895"/>
@@ -2580,6 +2688,9 @@
     </w:p>
     <w:p>
       <w:r>
+        <w:rPr>
+          <w:noProof/>
+        </w:rPr>
         <w:drawing>
           <wp:inline distT="0" distB="0" distL="0" distR="0" wp14:anchorId="23C29D53" wp14:editId="42932C65">
             <wp:extent cx="6120130" cy="1262380"/>
@@ -2619,6 +2730,9 @@
     </w:p>
     <w:p>
       <w:r>
+        <w:rPr>
+          <w:noProof/>
+        </w:rPr>
         <w:drawing>
           <wp:inline distT="0" distB="0" distL="0" distR="0" wp14:anchorId="60CB8255" wp14:editId="7D0A8277">
             <wp:extent cx="6120130" cy="3274695"/>
@@ -2658,6 +2772,9 @@
     </w:p>
     <w:p>
       <w:r>
+        <w:rPr>
+          <w:noProof/>
+        </w:rPr>
         <w:lastRenderedPageBreak/>
         <w:drawing>
           <wp:inline distT="0" distB="0" distL="0" distR="0" wp14:anchorId="617A38F8" wp14:editId="773B8696">
@@ -2715,9 +2832,35 @@
           <w:numId w:val="1"/>
         </w:numPr>
       </w:pPr>
-      <w:r>
-        <w:t>Request / session / application / WebSocket scopes</w:t>
-      </w:r>
+      <w:proofErr w:type="spellStart"/>
+      <w:r>
+        <w:t>Request</w:t>
+      </w:r>
+      <w:proofErr w:type="spellEnd"/>
+      <w:r>
+        <w:t xml:space="preserve"> / session / </w:t>
+      </w:r>
+      <w:proofErr w:type="spellStart"/>
+      <w:r>
+        <w:t>application</w:t>
+      </w:r>
+      <w:proofErr w:type="spellEnd"/>
+      <w:r>
+        <w:t xml:space="preserve"> / </w:t>
+      </w:r>
+      <w:proofErr w:type="spellStart"/>
+      <w:r>
+        <w:t>WebSocket</w:t>
+      </w:r>
+      <w:proofErr w:type="spellEnd"/>
+      <w:r>
+        <w:t xml:space="preserve"> </w:t>
+      </w:r>
+      <w:proofErr w:type="spellStart"/>
+      <w:r>
+        <w:t>scopes</w:t>
+      </w:r>
+      <w:proofErr w:type="spellEnd"/>
     </w:p>
     <w:p>
       <w:pPr>
@@ -2733,6 +2876,9 @@
     </w:p>
     <w:p>
       <w:r>
+        <w:rPr>
+          <w:noProof/>
+        </w:rPr>
         <w:drawing>
           <wp:inline distT="0" distB="0" distL="0" distR="0" wp14:anchorId="0DFC17DA" wp14:editId="7EC95D69">
             <wp:extent cx="6120130" cy="1777365"/>
@@ -2772,6 +2918,9 @@
     </w:p>
     <w:p>
       <w:r>
+        <w:rPr>
+          <w:noProof/>
+        </w:rPr>
         <w:drawing>
           <wp:inline distT="0" distB="0" distL="0" distR="0" wp14:anchorId="0130C4FF" wp14:editId="469A7E2C">
             <wp:extent cx="6120130" cy="2183130"/>
@@ -2811,6 +2960,9 @@
     </w:p>
     <w:p>
       <w:r>
+        <w:rPr>
+          <w:noProof/>
+        </w:rPr>
         <w:lastRenderedPageBreak/>
         <w:drawing>
           <wp:inline distT="0" distB="0" distL="0" distR="0" wp14:anchorId="4360C8E3" wp14:editId="030AA029">
@@ -2851,6 +3003,9 @@
     </w:p>
     <w:p>
       <w:r>
+        <w:rPr>
+          <w:noProof/>
+        </w:rPr>
         <w:drawing>
           <wp:inline distT="0" distB="0" distL="0" distR="0" wp14:anchorId="5EE3DD8A" wp14:editId="5A14E026">
             <wp:extent cx="6120130" cy="2932430"/>
@@ -2889,22 +3044,50 @@
       </w:r>
     </w:p>
     <w:p>
+      <w:pPr>
+        <w:rPr>
+          <w:color w:val="000000" w:themeColor="text1"/>
+        </w:rPr>
+      </w:pPr>
       <w:hyperlink r:id="rId61" w:history="1">
         <w:r>
           <w:rPr>
             <w:rStyle w:val="Hyperlink"/>
+            <w:color w:val="000000" w:themeColor="text1"/>
           </w:rPr>
           <w:t>https://docs.spring.io/spring-framework/reference/core/beans/factory-scopes.html</w:t>
         </w:r>
       </w:hyperlink>
     </w:p>
     <w:p>
+      <w:pPr>
+        <w:rPr>
+          <w:color w:val="000000" w:themeColor="text1"/>
+        </w:rPr>
+      </w:pPr>
       <w:hyperlink r:id="rId62" w:history="1">
         <w:r>
           <w:rPr>
             <w:rStyle w:val="Hyperlink"/>
+            <w:color w:val="000000" w:themeColor="text1"/>
           </w:rPr>
           <w:t>https://github.com/javalearnerss/bean-scopes/tree/main/session-scope</w:t>
+        </w:r>
+      </w:hyperlink>
+    </w:p>
+    <w:p>
+      <w:pPr>
+        <w:rPr>
+          <w:color w:val="000000" w:themeColor="text1"/>
+        </w:rPr>
+      </w:pPr>
+      <w:hyperlink r:id="rId63" w:history="1">
+        <w:r>
+          <w:rPr>
+            <w:rStyle w:val="Hyperlink"/>
+            <w:color w:val="000000" w:themeColor="text1"/>
+          </w:rPr>
+          <w:t>https://www.geeksforgeeks.org/advance-java/spring-boot-session-management/</w:t>
         </w:r>
       </w:hyperlink>
     </w:p>
@@ -2924,6 +3107,9 @@
     </w:p>
     <w:p>
       <w:r>
+        <w:rPr>
+          <w:noProof/>
+        </w:rPr>
         <w:drawing>
           <wp:inline distT="0" distB="0" distL="0" distR="0" wp14:anchorId="46BB3859" wp14:editId="06F88BDA">
             <wp:extent cx="6120130" cy="2891790"/>
@@ -2940,7 +3126,7 @@
                     <pic:cNvPicPr/>
                   </pic:nvPicPr>
                   <pic:blipFill>
-                    <a:blip r:embed="rId63"/>
+                    <a:blip r:embed="rId64"/>
                     <a:stretch>
                       <a:fillRect/>
                     </a:stretch>
@@ -3765,6 +3951,7 @@
   <w:style w:type="character" w:default="1" w:styleId="Standardskrifttypeiafsnit">
     <w:name w:val="Default Paragraph Font"/>
     <w:uiPriority w:val="1"/>
+    <w:semiHidden/>
     <w:unhideWhenUsed/>
   </w:style>
   <w:style w:type="table" w:default="1" w:styleId="Tabel-Normal">
@@ -4100,6 +4287,18 @@
       <w:shd w:val="clear" w:color="auto" w:fill="E1DFDD"/>
     </w:rPr>
   </w:style>
+  <w:style w:type="character" w:styleId="BesgtLink">
+    <w:name w:val="FollowedHyperlink"/>
+    <w:basedOn w:val="Standardskrifttypeiafsnit"/>
+    <w:uiPriority w:val="99"/>
+    <w:semiHidden/>
+    <w:unhideWhenUsed/>
+    <w:rsid w:val="00F27362"/>
+    <w:rPr>
+      <w:color w:val="FFC42F" w:themeColor="followedHyperlink"/>
+      <w:u w:val="single"/>
+    </w:rPr>
+  </w:style>
 </w:styles>
 </file>
 

--- a/study_list_notes.docx
+++ b/study_list_notes.docx
@@ -3094,6 +3094,74 @@
     <w:p/>
     <w:p>
       <w:pPr>
+        <w:rPr>
+          <w:lang w:val="en-US"/>
+        </w:rPr>
+      </w:pPr>
+      <w:r>
+        <w:rPr>
+          <w:lang w:val="en-US"/>
+        </w:rPr>
+        <w:t>Difference between JWT token and</w:t>
+      </w:r>
+      <w:r>
+        <w:rPr>
+          <w:lang w:val="en-US"/>
+        </w:rPr>
+        <w:t xml:space="preserve"> session:</w:t>
+      </w:r>
+    </w:p>
+    <w:p>
+      <w:pPr>
+        <w:rPr>
+          <w:lang w:val="en-US"/>
+        </w:rPr>
+      </w:pPr>
+      <w:r>
+        <w:rPr>
+          <w:noProof/>
+          <w:lang w:val="en-US"/>
+        </w:rPr>
+        <w:lastRenderedPageBreak/>
+        <w:drawing>
+          <wp:inline distT="0" distB="0" distL="0" distR="0" wp14:anchorId="008A8970" wp14:editId="6E4B530A">
+            <wp:extent cx="6120130" cy="3509010"/>
+            <wp:effectExtent l="0" t="0" r="0" b="0"/>
+            <wp:docPr id="723770793" name="Billede 1"/>
+            <wp:cNvGraphicFramePr>
+              <a:graphicFrameLocks xmlns:a="http://schemas.openxmlformats.org/drawingml/2006/main" noChangeAspect="1"/>
+            </wp:cNvGraphicFramePr>
+            <a:graphic xmlns:a="http://schemas.openxmlformats.org/drawingml/2006/main">
+              <a:graphicData uri="http://schemas.openxmlformats.org/drawingml/2006/picture">
+                <pic:pic xmlns:pic="http://schemas.openxmlformats.org/drawingml/2006/picture">
+                  <pic:nvPicPr>
+                    <pic:cNvPr id="723770793" name=""/>
+                    <pic:cNvPicPr/>
+                  </pic:nvPicPr>
+                  <pic:blipFill>
+                    <a:blip r:embed="rId64"/>
+                    <a:stretch>
+                      <a:fillRect/>
+                    </a:stretch>
+                  </pic:blipFill>
+                  <pic:spPr>
+                    <a:xfrm>
+                      <a:off x="0" y="0"/>
+                      <a:ext cx="6120130" cy="3509010"/>
+                    </a:xfrm>
+                    <a:prstGeom prst="rect">
+                      <a:avLst/>
+                    </a:prstGeom>
+                  </pic:spPr>
+                </pic:pic>
+              </a:graphicData>
+            </a:graphic>
+          </wp:inline>
+        </w:drawing>
+      </w:r>
+    </w:p>
+    <w:p>
+      <w:pPr>
         <w:pStyle w:val="Overskrift2"/>
         <w:numPr>
           <w:ilvl w:val="0"/>
@@ -3101,7 +3169,6 @@
         </w:numPr>
       </w:pPr>
       <w:r>
-        <w:lastRenderedPageBreak/>
         <w:t>@PostConstruct and @PreDestroy</w:t>
       </w:r>
     </w:p>
@@ -3126,7 +3193,7 @@
                     <pic:cNvPicPr/>
                   </pic:nvPicPr>
                   <pic:blipFill>
-                    <a:blip r:embed="rId64"/>
+                    <a:blip r:embed="rId65"/>
                     <a:stretch>
                       <a:fillRect/>
                     </a:stretch>
@@ -3147,8 +3214,1337 @@
         </w:drawing>
       </w:r>
     </w:p>
+    <w:p>
+      <w:pPr>
+        <w:pStyle w:val="Overskrift2"/>
+        <w:numPr>
+          <w:ilvl w:val="0"/>
+          <w:numId w:val="1"/>
+        </w:numPr>
+      </w:pPr>
+      <w:proofErr w:type="spellStart"/>
+      <w:r>
+        <w:lastRenderedPageBreak/>
+        <w:t>InitializingBean</w:t>
+      </w:r>
+      <w:proofErr w:type="spellEnd"/>
+      <w:r>
+        <w:t xml:space="preserve"> / </w:t>
+      </w:r>
+      <w:proofErr w:type="spellStart"/>
+      <w:r>
+        <w:t>DisposableBean</w:t>
+      </w:r>
+      <w:proofErr w:type="spellEnd"/>
+    </w:p>
+    <w:p>
+      <w:pPr>
+        <w:pStyle w:val="Overskrift2"/>
+        <w:numPr>
+          <w:ilvl w:val="0"/>
+          <w:numId w:val="1"/>
+        </w:numPr>
+      </w:pPr>
+      <w:proofErr w:type="spellStart"/>
+      <w:r>
+        <w:t>Bean</w:t>
+      </w:r>
+      <w:proofErr w:type="spellEnd"/>
+      <w:r>
+        <w:t xml:space="preserve"> </w:t>
+      </w:r>
+      <w:proofErr w:type="spellStart"/>
+      <w:r>
+        <w:t>lifecycle</w:t>
+      </w:r>
+      <w:proofErr w:type="spellEnd"/>
+    </w:p>
+    <w:p>
+      <w:r>
+        <w:rPr>
+          <w:noProof/>
+        </w:rPr>
+        <w:drawing>
+          <wp:inline distT="0" distB="0" distL="0" distR="0" wp14:anchorId="7956EB94" wp14:editId="5FF66CA9">
+            <wp:extent cx="6120130" cy="2987040"/>
+            <wp:effectExtent l="0" t="0" r="0" b="3810"/>
+            <wp:docPr id="1882939555" name="Billede 1"/>
+            <wp:cNvGraphicFramePr>
+              <a:graphicFrameLocks xmlns:a="http://schemas.openxmlformats.org/drawingml/2006/main" noChangeAspect="1"/>
+            </wp:cNvGraphicFramePr>
+            <a:graphic xmlns:a="http://schemas.openxmlformats.org/drawingml/2006/main">
+              <a:graphicData uri="http://schemas.openxmlformats.org/drawingml/2006/picture">
+                <pic:pic xmlns:pic="http://schemas.openxmlformats.org/drawingml/2006/picture">
+                  <pic:nvPicPr>
+                    <pic:cNvPr id="1882939555" name=""/>
+                    <pic:cNvPicPr/>
+                  </pic:nvPicPr>
+                  <pic:blipFill>
+                    <a:blip r:embed="rId66"/>
+                    <a:stretch>
+                      <a:fillRect/>
+                    </a:stretch>
+                  </pic:blipFill>
+                  <pic:spPr>
+                    <a:xfrm>
+                      <a:off x="0" y="0"/>
+                      <a:ext cx="6120130" cy="2987040"/>
+                    </a:xfrm>
+                    <a:prstGeom prst="rect">
+                      <a:avLst/>
+                    </a:prstGeom>
+                  </pic:spPr>
+                </pic:pic>
+              </a:graphicData>
+            </a:graphic>
+          </wp:inline>
+        </w:drawing>
+      </w:r>
+    </w:p>
+    <w:p>
+      <w:r>
+        <w:rPr>
+          <w:noProof/>
+        </w:rPr>
+        <w:drawing>
+          <wp:inline distT="0" distB="0" distL="0" distR="0" wp14:anchorId="67900CEF" wp14:editId="7029525A">
+            <wp:extent cx="6120130" cy="4243705"/>
+            <wp:effectExtent l="0" t="0" r="0" b="4445"/>
+            <wp:docPr id="1911488806" name="Billede 1"/>
+            <wp:cNvGraphicFramePr>
+              <a:graphicFrameLocks xmlns:a="http://schemas.openxmlformats.org/drawingml/2006/main" noChangeAspect="1"/>
+            </wp:cNvGraphicFramePr>
+            <a:graphic xmlns:a="http://schemas.openxmlformats.org/drawingml/2006/main">
+              <a:graphicData uri="http://schemas.openxmlformats.org/drawingml/2006/picture">
+                <pic:pic xmlns:pic="http://schemas.openxmlformats.org/drawingml/2006/picture">
+                  <pic:nvPicPr>
+                    <pic:cNvPr id="1911488806" name=""/>
+                    <pic:cNvPicPr/>
+                  </pic:nvPicPr>
+                  <pic:blipFill>
+                    <a:blip r:embed="rId67"/>
+                    <a:stretch>
+                      <a:fillRect/>
+                    </a:stretch>
+                  </pic:blipFill>
+                  <pic:spPr>
+                    <a:xfrm>
+                      <a:off x="0" y="0"/>
+                      <a:ext cx="6120130" cy="4243705"/>
+                    </a:xfrm>
+                    <a:prstGeom prst="rect">
+                      <a:avLst/>
+                    </a:prstGeom>
+                  </pic:spPr>
+                </pic:pic>
+              </a:graphicData>
+            </a:graphic>
+          </wp:inline>
+        </w:drawing>
+      </w:r>
+    </w:p>
+    <w:p>
+      <w:hyperlink r:id="rId68" w:history="1">
+        <w:r>
+          <w:rPr>
+            <w:rStyle w:val="Hyperlink"/>
+          </w:rPr>
+          <w:t>https://www.geeksforgeeks.org/java/bean-life-cycle-in-java-spring/</w:t>
+        </w:r>
+      </w:hyperlink>
+    </w:p>
+    <w:p>
+      <w:pPr>
+        <w:pStyle w:val="Overskrift2"/>
+        <w:numPr>
+          <w:ilvl w:val="0"/>
+          <w:numId w:val="1"/>
+        </w:numPr>
+      </w:pPr>
+      <w:r>
+        <w:lastRenderedPageBreak/>
+        <w:t xml:space="preserve">Singleton </w:t>
+      </w:r>
+      <w:proofErr w:type="spellStart"/>
+      <w:r>
+        <w:t>vs</w:t>
+      </w:r>
+      <w:proofErr w:type="spellEnd"/>
+      <w:r>
+        <w:t xml:space="preserve"> prototype</w:t>
+      </w:r>
+    </w:p>
+    <w:p>
+      <w:r>
+        <w:rPr>
+          <w:noProof/>
+        </w:rPr>
+        <w:drawing>
+          <wp:inline distT="0" distB="0" distL="0" distR="0" wp14:anchorId="54AF1F8E" wp14:editId="5D5A69BE">
+            <wp:extent cx="5115639" cy="3677163"/>
+            <wp:effectExtent l="0" t="0" r="8890" b="0"/>
+            <wp:docPr id="1042947746" name="Billede 1"/>
+            <wp:cNvGraphicFramePr>
+              <a:graphicFrameLocks xmlns:a="http://schemas.openxmlformats.org/drawingml/2006/main" noChangeAspect="1"/>
+            </wp:cNvGraphicFramePr>
+            <a:graphic xmlns:a="http://schemas.openxmlformats.org/drawingml/2006/main">
+              <a:graphicData uri="http://schemas.openxmlformats.org/drawingml/2006/picture">
+                <pic:pic xmlns:pic="http://schemas.openxmlformats.org/drawingml/2006/picture">
+                  <pic:nvPicPr>
+                    <pic:cNvPr id="1042947746" name=""/>
+                    <pic:cNvPicPr/>
+                  </pic:nvPicPr>
+                  <pic:blipFill>
+                    <a:blip r:embed="rId69"/>
+                    <a:stretch>
+                      <a:fillRect/>
+                    </a:stretch>
+                  </pic:blipFill>
+                  <pic:spPr>
+                    <a:xfrm>
+                      <a:off x="0" y="0"/>
+                      <a:ext cx="5115639" cy="3677163"/>
+                    </a:xfrm>
+                    <a:prstGeom prst="rect">
+                      <a:avLst/>
+                    </a:prstGeom>
+                  </pic:spPr>
+                </pic:pic>
+              </a:graphicData>
+            </a:graphic>
+          </wp:inline>
+        </w:drawing>
+      </w:r>
+    </w:p>
+    <w:p>
+      <w:hyperlink r:id="rId70" w:history="1">
+        <w:r>
+          <w:rPr>
+            <w:rStyle w:val="Hyperlink"/>
+          </w:rPr>
+          <w:t>https://www.geeksforgeeks.org/java/singleton-and-prototype-bean-scopes-in-java-spring/</w:t>
+        </w:r>
+      </w:hyperlink>
+    </w:p>
+    <w:p/>
+    <w:p>
+      <w:pPr>
+        <w:pStyle w:val="Overskrift2"/>
+        <w:numPr>
+          <w:ilvl w:val="0"/>
+          <w:numId w:val="1"/>
+        </w:numPr>
+      </w:pPr>
+      <w:r>
+        <w:t xml:space="preserve">Prototype </w:t>
+      </w:r>
+      <w:proofErr w:type="spellStart"/>
+      <w:r>
+        <w:t>injected</w:t>
+      </w:r>
+      <w:proofErr w:type="spellEnd"/>
+      <w:r>
+        <w:t xml:space="preserve"> </w:t>
+      </w:r>
+      <w:proofErr w:type="spellStart"/>
+      <w:r>
+        <w:t>into</w:t>
+      </w:r>
+      <w:proofErr w:type="spellEnd"/>
+      <w:r>
+        <w:t xml:space="preserve"> singleton</w:t>
+      </w:r>
+    </w:p>
+    <w:p>
+      <w:pPr>
+        <w:pStyle w:val="Overskrift2"/>
+        <w:numPr>
+          <w:ilvl w:val="0"/>
+          <w:numId w:val="1"/>
+        </w:numPr>
+      </w:pPr>
+      <w:proofErr w:type="spellStart"/>
+      <w:r>
+        <w:t>ObjectProvider</w:t>
+      </w:r>
+      <w:proofErr w:type="spellEnd"/>
+      <w:r>
+        <w:t xml:space="preserve"> / Provider</w:t>
+      </w:r>
+    </w:p>
+    <w:p>
+      <w:hyperlink r:id="rId71" w:history="1">
+        <w:r>
+          <w:rPr>
+            <w:rStyle w:val="Hyperlink"/>
+          </w:rPr>
+          <w:t>https://www.baeldung.com/spring-inject-prototype-bean-into-singleton</w:t>
+        </w:r>
+      </w:hyperlink>
+    </w:p>
+    <w:p>
+      <w:pPr>
+        <w:rPr>
+          <w:b/>
+          <w:bCs/>
+        </w:rPr>
+      </w:pPr>
+      <w:r>
+        <w:rPr>
+          <w:b/>
+          <w:bCs/>
+        </w:rPr>
+        <w:t>Using Provider (Java EE)</w:t>
+      </w:r>
+      <w:hyperlink r:id="rId72" w:anchor="using-provider-java-ee" w:history="1">
+        <w:r>
+          <w:rPr>
+            <w:rStyle w:val="Hyperlink"/>
+          </w:rPr>
+          <w:t>#</w:t>
+        </w:r>
+      </w:hyperlink>
+    </w:p>
+    <w:p>
+      <w:r>
+        <w:rPr>
+          <w:noProof/>
+        </w:rPr>
+        <w:lastRenderedPageBreak/>
+        <w:drawing>
+          <wp:inline distT="0" distB="0" distL="0" distR="0" wp14:anchorId="7769F0F9" wp14:editId="342B19C7">
+            <wp:extent cx="6120130" cy="3856355"/>
+            <wp:effectExtent l="0" t="0" r="0" b="0"/>
+            <wp:docPr id="404914010" name="Billede 1"/>
+            <wp:cNvGraphicFramePr>
+              <a:graphicFrameLocks xmlns:a="http://schemas.openxmlformats.org/drawingml/2006/main" noChangeAspect="1"/>
+            </wp:cNvGraphicFramePr>
+            <a:graphic xmlns:a="http://schemas.openxmlformats.org/drawingml/2006/main">
+              <a:graphicData uri="http://schemas.openxmlformats.org/drawingml/2006/picture">
+                <pic:pic xmlns:pic="http://schemas.openxmlformats.org/drawingml/2006/picture">
+                  <pic:nvPicPr>
+                    <pic:cNvPr id="404914010" name=""/>
+                    <pic:cNvPicPr/>
+                  </pic:nvPicPr>
+                  <pic:blipFill>
+                    <a:blip r:embed="rId73"/>
+                    <a:stretch>
+                      <a:fillRect/>
+                    </a:stretch>
+                  </pic:blipFill>
+                  <pic:spPr>
+                    <a:xfrm>
+                      <a:off x="0" y="0"/>
+                      <a:ext cx="6120130" cy="3856355"/>
+                    </a:xfrm>
+                    <a:prstGeom prst="rect">
+                      <a:avLst/>
+                    </a:prstGeom>
+                  </pic:spPr>
+                </pic:pic>
+              </a:graphicData>
+            </a:graphic>
+          </wp:inline>
+        </w:drawing>
+      </w:r>
+    </w:p>
+    <w:p>
+      <w:pPr>
+        <w:rPr>
+          <w:b/>
+          <w:bCs/>
+        </w:rPr>
+      </w:pPr>
+      <w:r>
+        <w:rPr>
+          <w:b/>
+          <w:bCs/>
+        </w:rPr>
+        <w:t>Using </w:t>
+      </w:r>
+      <w:proofErr w:type="spellStart"/>
+      <w:r>
+        <w:rPr>
+          <w:b/>
+          <w:bCs/>
+        </w:rPr>
+        <w:t>ObjectFactory</w:t>
+      </w:r>
+      <w:proofErr w:type="spellEnd"/>
+      <w:r>
+        <w:rPr>
+          <w:b/>
+          <w:bCs/>
+        </w:rPr>
+        <w:t> (Spring)</w:t>
+      </w:r>
+      <w:hyperlink r:id="rId74" w:anchor="using-objectfactory-spring" w:history="1">
+        <w:r>
+          <w:rPr>
+            <w:rStyle w:val="Hyperlink"/>
+          </w:rPr>
+          <w:t>#</w:t>
+        </w:r>
+      </w:hyperlink>
+    </w:p>
+    <w:p>
+      <w:r>
+        <w:rPr>
+          <w:noProof/>
+        </w:rPr>
+        <w:lastRenderedPageBreak/>
+        <w:drawing>
+          <wp:inline distT="0" distB="0" distL="0" distR="0" wp14:anchorId="645BE469" wp14:editId="7B6BC095">
+            <wp:extent cx="6120130" cy="4566285"/>
+            <wp:effectExtent l="0" t="0" r="0" b="5715"/>
+            <wp:docPr id="1454844003" name="Billede 1"/>
+            <wp:cNvGraphicFramePr>
+              <a:graphicFrameLocks xmlns:a="http://schemas.openxmlformats.org/drawingml/2006/main" noChangeAspect="1"/>
+            </wp:cNvGraphicFramePr>
+            <a:graphic xmlns:a="http://schemas.openxmlformats.org/drawingml/2006/main">
+              <a:graphicData uri="http://schemas.openxmlformats.org/drawingml/2006/picture">
+                <pic:pic xmlns:pic="http://schemas.openxmlformats.org/drawingml/2006/picture">
+                  <pic:nvPicPr>
+                    <pic:cNvPr id="1454844003" name=""/>
+                    <pic:cNvPicPr/>
+                  </pic:nvPicPr>
+                  <pic:blipFill>
+                    <a:blip r:embed="rId75"/>
+                    <a:stretch>
+                      <a:fillRect/>
+                    </a:stretch>
+                  </pic:blipFill>
+                  <pic:spPr>
+                    <a:xfrm>
+                      <a:off x="0" y="0"/>
+                      <a:ext cx="6120130" cy="4566285"/>
+                    </a:xfrm>
+                    <a:prstGeom prst="rect">
+                      <a:avLst/>
+                    </a:prstGeom>
+                  </pic:spPr>
+                </pic:pic>
+              </a:graphicData>
+            </a:graphic>
+          </wp:inline>
+        </w:drawing>
+      </w:r>
+    </w:p>
+    <w:p/>
+    <w:p>
+      <w:hyperlink r:id="rId76" w:history="1">
+        <w:r>
+          <w:rPr>
+            <w:rStyle w:val="Hyperlink"/>
+          </w:rPr>
+          <w:t>https://www.javathinking.com/blog/injecting-prototype-beans-into-a-singleton-instance-in-spring/</w:t>
+        </w:r>
+      </w:hyperlink>
+    </w:p>
     <w:p/>
     <w:p/>
+    <w:p>
+      <w:pPr>
+        <w:pStyle w:val="Overskrift2"/>
+        <w:numPr>
+          <w:ilvl w:val="0"/>
+          <w:numId w:val="1"/>
+        </w:numPr>
+      </w:pPr>
+      <w:r>
+        <w:lastRenderedPageBreak/>
+        <w:t xml:space="preserve">Java </w:t>
+      </w:r>
+      <w:proofErr w:type="spellStart"/>
+      <w:r>
+        <w:t>configuration</w:t>
+      </w:r>
+      <w:proofErr w:type="spellEnd"/>
+    </w:p>
+    <w:p>
+      <w:pPr>
+        <w:pStyle w:val="Overskrift2"/>
+        <w:numPr>
+          <w:ilvl w:val="0"/>
+          <w:numId w:val="1"/>
+        </w:numPr>
+      </w:pPr>
+      <w:r>
+        <w:t xml:space="preserve">XML </w:t>
+      </w:r>
+      <w:proofErr w:type="spellStart"/>
+      <w:r>
+        <w:t>configuration</w:t>
+      </w:r>
+      <w:proofErr w:type="spellEnd"/>
+      <w:r>
+        <w:t xml:space="preserve"> </w:t>
+      </w:r>
+      <w:proofErr w:type="spellStart"/>
+      <w:r>
+        <w:t>concepts</w:t>
+      </w:r>
+      <w:proofErr w:type="spellEnd"/>
+    </w:p>
+    <w:p>
+      <w:pPr>
+        <w:pStyle w:val="Overskrift2"/>
+        <w:numPr>
+          <w:ilvl w:val="0"/>
+          <w:numId w:val="1"/>
+        </w:numPr>
+      </w:pPr>
+      <w:r>
+        <w:t>@Configuration / @Bean</w:t>
+      </w:r>
+    </w:p>
+    <w:p>
+      <w:pPr>
+        <w:pStyle w:val="Overskrift2"/>
+        <w:numPr>
+          <w:ilvl w:val="0"/>
+          <w:numId w:val="1"/>
+        </w:numPr>
+      </w:pPr>
+      <w:r>
+        <w:rPr>
+          <w:rStyle w:val="Overskrift2Tegn"/>
+        </w:rPr>
+        <w:t xml:space="preserve"> @Import / @ComponentScan</w:t>
+      </w:r>
+    </w:p>
+    <w:p>
+      <w:r>
+        <w:drawing>
+          <wp:inline distT="0" distB="0" distL="0" distR="0" wp14:anchorId="5FDFE715" wp14:editId="38D847EE">
+            <wp:extent cx="6120130" cy="3145155"/>
+            <wp:effectExtent l="0" t="0" r="0" b="0"/>
+            <wp:docPr id="1461926151" name="Billede 1"/>
+            <wp:cNvGraphicFramePr>
+              <a:graphicFrameLocks xmlns:a="http://schemas.openxmlformats.org/drawingml/2006/main" noChangeAspect="1"/>
+            </wp:cNvGraphicFramePr>
+            <a:graphic xmlns:a="http://schemas.openxmlformats.org/drawingml/2006/main">
+              <a:graphicData uri="http://schemas.openxmlformats.org/drawingml/2006/picture">
+                <pic:pic xmlns:pic="http://schemas.openxmlformats.org/drawingml/2006/picture">
+                  <pic:nvPicPr>
+                    <pic:cNvPr id="1461926151" name=""/>
+                    <pic:cNvPicPr/>
+                  </pic:nvPicPr>
+                  <pic:blipFill>
+                    <a:blip r:embed="rId77"/>
+                    <a:stretch>
+                      <a:fillRect/>
+                    </a:stretch>
+                  </pic:blipFill>
+                  <pic:spPr>
+                    <a:xfrm>
+                      <a:off x="0" y="0"/>
+                      <a:ext cx="6120130" cy="3145155"/>
+                    </a:xfrm>
+                    <a:prstGeom prst="rect">
+                      <a:avLst/>
+                    </a:prstGeom>
+                  </pic:spPr>
+                </pic:pic>
+              </a:graphicData>
+            </a:graphic>
+          </wp:inline>
+        </w:drawing>
+      </w:r>
+    </w:p>
+    <w:p>
+      <w:r>
+        <w:lastRenderedPageBreak/>
+        <w:drawing>
+          <wp:inline distT="0" distB="0" distL="0" distR="0" wp14:anchorId="321023F5" wp14:editId="7F714242">
+            <wp:extent cx="6120130" cy="4556760"/>
+            <wp:effectExtent l="0" t="0" r="0" b="0"/>
+            <wp:docPr id="1062402470" name="Billede 1"/>
+            <wp:cNvGraphicFramePr>
+              <a:graphicFrameLocks xmlns:a="http://schemas.openxmlformats.org/drawingml/2006/main" noChangeAspect="1"/>
+            </wp:cNvGraphicFramePr>
+            <a:graphic xmlns:a="http://schemas.openxmlformats.org/drawingml/2006/main">
+              <a:graphicData uri="http://schemas.openxmlformats.org/drawingml/2006/picture">
+                <pic:pic xmlns:pic="http://schemas.openxmlformats.org/drawingml/2006/picture">
+                  <pic:nvPicPr>
+                    <pic:cNvPr id="1062402470" name=""/>
+                    <pic:cNvPicPr/>
+                  </pic:nvPicPr>
+                  <pic:blipFill>
+                    <a:blip r:embed="rId78"/>
+                    <a:stretch>
+                      <a:fillRect/>
+                    </a:stretch>
+                  </pic:blipFill>
+                  <pic:spPr>
+                    <a:xfrm>
+                      <a:off x="0" y="0"/>
+                      <a:ext cx="6120130" cy="4556760"/>
+                    </a:xfrm>
+                    <a:prstGeom prst="rect">
+                      <a:avLst/>
+                    </a:prstGeom>
+                  </pic:spPr>
+                </pic:pic>
+              </a:graphicData>
+            </a:graphic>
+          </wp:inline>
+        </w:drawing>
+      </w:r>
+    </w:p>
+    <w:p>
+      <w:r>
+        <w:lastRenderedPageBreak/>
+        <w:drawing>
+          <wp:inline distT="0" distB="0" distL="0" distR="0" wp14:anchorId="35843FCE" wp14:editId="272641C3">
+            <wp:extent cx="6120130" cy="4474845"/>
+            <wp:effectExtent l="0" t="0" r="0" b="1905"/>
+            <wp:docPr id="1137094625" name="Billede 1"/>
+            <wp:cNvGraphicFramePr>
+              <a:graphicFrameLocks xmlns:a="http://schemas.openxmlformats.org/drawingml/2006/main" noChangeAspect="1"/>
+            </wp:cNvGraphicFramePr>
+            <a:graphic xmlns:a="http://schemas.openxmlformats.org/drawingml/2006/main">
+              <a:graphicData uri="http://schemas.openxmlformats.org/drawingml/2006/picture">
+                <pic:pic xmlns:pic="http://schemas.openxmlformats.org/drawingml/2006/picture">
+                  <pic:nvPicPr>
+                    <pic:cNvPr id="1137094625" name=""/>
+                    <pic:cNvPicPr/>
+                  </pic:nvPicPr>
+                  <pic:blipFill>
+                    <a:blip r:embed="rId79"/>
+                    <a:stretch>
+                      <a:fillRect/>
+                    </a:stretch>
+                  </pic:blipFill>
+                  <pic:spPr>
+                    <a:xfrm>
+                      <a:off x="0" y="0"/>
+                      <a:ext cx="6120130" cy="4474845"/>
+                    </a:xfrm>
+                    <a:prstGeom prst="rect">
+                      <a:avLst/>
+                    </a:prstGeom>
+                  </pic:spPr>
+                </pic:pic>
+              </a:graphicData>
+            </a:graphic>
+          </wp:inline>
+        </w:drawing>
+      </w:r>
+    </w:p>
+    <w:p/>
+    <w:p/>
+    <w:p>
+      <w:r>
+        <w:lastRenderedPageBreak/>
+        <w:drawing>
+          <wp:inline distT="0" distB="0" distL="0" distR="0" wp14:anchorId="706AB1AC" wp14:editId="3D4FBBDF">
+            <wp:extent cx="6120130" cy="5175885"/>
+            <wp:effectExtent l="0" t="0" r="0" b="5715"/>
+            <wp:docPr id="331395130" name="Billede 1"/>
+            <wp:cNvGraphicFramePr>
+              <a:graphicFrameLocks xmlns:a="http://schemas.openxmlformats.org/drawingml/2006/main" noChangeAspect="1"/>
+            </wp:cNvGraphicFramePr>
+            <a:graphic xmlns:a="http://schemas.openxmlformats.org/drawingml/2006/main">
+              <a:graphicData uri="http://schemas.openxmlformats.org/drawingml/2006/picture">
+                <pic:pic xmlns:pic="http://schemas.openxmlformats.org/drawingml/2006/picture">
+                  <pic:nvPicPr>
+                    <pic:cNvPr id="331395130" name=""/>
+                    <pic:cNvPicPr/>
+                  </pic:nvPicPr>
+                  <pic:blipFill>
+                    <a:blip r:embed="rId80"/>
+                    <a:stretch>
+                      <a:fillRect/>
+                    </a:stretch>
+                  </pic:blipFill>
+                  <pic:spPr>
+                    <a:xfrm>
+                      <a:off x="0" y="0"/>
+                      <a:ext cx="6120130" cy="5175885"/>
+                    </a:xfrm>
+                    <a:prstGeom prst="rect">
+                      <a:avLst/>
+                    </a:prstGeom>
+                  </pic:spPr>
+                </pic:pic>
+              </a:graphicData>
+            </a:graphic>
+          </wp:inline>
+        </w:drawing>
+      </w:r>
+    </w:p>
+    <w:p>
+      <w:r>
+        <w:lastRenderedPageBreak/>
+        <w:drawing>
+          <wp:inline distT="0" distB="0" distL="0" distR="0" wp14:anchorId="2738C345" wp14:editId="23570EA5">
+            <wp:extent cx="6120130" cy="4967605"/>
+            <wp:effectExtent l="0" t="0" r="0" b="4445"/>
+            <wp:docPr id="1838187599" name="Billede 1"/>
+            <wp:cNvGraphicFramePr>
+              <a:graphicFrameLocks xmlns:a="http://schemas.openxmlformats.org/drawingml/2006/main" noChangeAspect="1"/>
+            </wp:cNvGraphicFramePr>
+            <a:graphic xmlns:a="http://schemas.openxmlformats.org/drawingml/2006/main">
+              <a:graphicData uri="http://schemas.openxmlformats.org/drawingml/2006/picture">
+                <pic:pic xmlns:pic="http://schemas.openxmlformats.org/drawingml/2006/picture">
+                  <pic:nvPicPr>
+                    <pic:cNvPr id="1838187599" name=""/>
+                    <pic:cNvPicPr/>
+                  </pic:nvPicPr>
+                  <pic:blipFill>
+                    <a:blip r:embed="rId81"/>
+                    <a:stretch>
+                      <a:fillRect/>
+                    </a:stretch>
+                  </pic:blipFill>
+                  <pic:spPr>
+                    <a:xfrm>
+                      <a:off x="0" y="0"/>
+                      <a:ext cx="6120130" cy="4967605"/>
+                    </a:xfrm>
+                    <a:prstGeom prst="rect">
+                      <a:avLst/>
+                    </a:prstGeom>
+                  </pic:spPr>
+                </pic:pic>
+              </a:graphicData>
+            </a:graphic>
+          </wp:inline>
+        </w:drawing>
+      </w:r>
+    </w:p>
+    <w:p>
+      <w:hyperlink r:id="rId82" w:history="1">
+        <w:r>
+          <w:rPr>
+            <w:rStyle w:val="Hyperlink"/>
+          </w:rPr>
+          <w:t>https://github.com/haidong1965/com.example.demo</w:t>
+        </w:r>
+      </w:hyperlink>
+    </w:p>
+    <w:p/>
+    <w:p>
+      <w:pPr>
+        <w:pStyle w:val="Overskrift2"/>
+        <w:numPr>
+          <w:ilvl w:val="0"/>
+          <w:numId w:val="1"/>
+        </w:numPr>
+      </w:pPr>
+      <w:proofErr w:type="spellStart"/>
+      <w:r>
+        <w:t>Bean</w:t>
+      </w:r>
+      <w:proofErr w:type="spellEnd"/>
+      <w:r>
+        <w:t xml:space="preserve"> </w:t>
+      </w:r>
+      <w:proofErr w:type="spellStart"/>
+      <w:r>
+        <w:t>naming</w:t>
+      </w:r>
+      <w:proofErr w:type="spellEnd"/>
+    </w:p>
+    <w:p>
+      <w:pPr>
+        <w:pStyle w:val="Overskrift3"/>
+        <w:shd w:val="clear" w:color="auto" w:fill="FFFFFF"/>
+        <w:spacing w:before="504" w:after="312"/>
+        <w:rPr>
+          <w:rFonts w:ascii="Raleway" w:hAnsi="Raleway"/>
+          <w:b/>
+          <w:bCs/>
+          <w:color w:val="000000"/>
+          <w:sz w:val="24"/>
+          <w:szCs w:val="24"/>
+        </w:rPr>
+      </w:pPr>
+      <w:r>
+        <w:rPr>
+          <w:rFonts w:ascii="Raleway" w:hAnsi="Raleway"/>
+          <w:b/>
+          <w:bCs/>
+          <w:color w:val="000000"/>
+          <w:sz w:val="24"/>
+          <w:szCs w:val="24"/>
+        </w:rPr>
+        <w:t>Class-Level Annotations</w:t>
+      </w:r>
+    </w:p>
+    <w:p>
+      <w:pPr>
+        <w:pStyle w:val="NormalWeb"/>
+        <w:shd w:val="clear" w:color="auto" w:fill="FFFFFF"/>
+        <w:spacing w:before="0" w:beforeAutospacing="0" w:after="150" w:afterAutospacing="0"/>
+        <w:rPr>
+          <w:rFonts w:ascii="Raleway" w:hAnsi="Raleway"/>
+          <w:color w:val="000000"/>
+          <w:sz w:val="27"/>
+          <w:szCs w:val="27"/>
+          <w:lang w:val="en-US"/>
+        </w:rPr>
+      </w:pPr>
+      <w:r>
+        <w:rPr>
+          <w:rFonts w:ascii="Raleway" w:hAnsi="Raleway"/>
+          <w:color w:val="000000"/>
+          <w:sz w:val="27"/>
+          <w:szCs w:val="27"/>
+          <w:lang w:val="en-US"/>
+        </w:rPr>
+        <w:t>Let’s start with the default naming strategy for an annotation used at the class level. To name a bean, </w:t>
+      </w:r>
+      <w:r>
+        <w:rPr>
+          <w:rStyle w:val="Strk"/>
+          <w:rFonts w:ascii="Raleway" w:hAnsi="Raleway"/>
+          <w:color w:val="000000"/>
+          <w:sz w:val="27"/>
+          <w:szCs w:val="27"/>
+          <w:lang w:val="en-US"/>
+        </w:rPr>
+        <w:t>Spring uses the class name and converts the first letter to lowercase</w:t>
+      </w:r>
+      <w:r>
+        <w:rPr>
+          <w:rFonts w:ascii="Raleway" w:hAnsi="Raleway"/>
+          <w:color w:val="000000"/>
+          <w:sz w:val="27"/>
+          <w:szCs w:val="27"/>
+          <w:lang w:val="en-US"/>
+        </w:rPr>
+        <w:t>.</w:t>
+      </w:r>
+    </w:p>
+    <w:p>
+      <w:pPr>
+        <w:pStyle w:val="NormalWeb"/>
+        <w:spacing w:before="0" w:after="150"/>
+        <w:rPr>
+          <w:rFonts w:ascii="Raleway" w:hAnsi="Raleway"/>
+          <w:b/>
+          <w:bCs/>
+          <w:color w:val="000000"/>
+          <w:lang w:val="en-US"/>
+        </w:rPr>
+      </w:pPr>
+      <w:r>
+        <w:rPr>
+          <w:rFonts w:ascii="Raleway" w:hAnsi="Raleway"/>
+          <w:b/>
+          <w:bCs/>
+          <w:color w:val="000000"/>
+          <w:lang w:val="en-US"/>
+        </w:rPr>
+        <w:t>Method-Level Annotation</w:t>
+      </w:r>
+    </w:p>
+    <w:p>
+      <w:pPr>
+        <w:pStyle w:val="NormalWeb"/>
+        <w:rPr>
+          <w:rFonts w:ascii="Raleway" w:hAnsi="Raleway"/>
+          <w:color w:val="000000"/>
+          <w:sz w:val="27"/>
+          <w:szCs w:val="27"/>
+          <w:lang w:val="en-US"/>
+        </w:rPr>
+      </w:pPr>
+      <w:r>
+        <w:rPr>
+          <w:rFonts w:ascii="Raleway" w:hAnsi="Raleway"/>
+          <w:color w:val="000000"/>
+          <w:sz w:val="27"/>
+          <w:szCs w:val="27"/>
+          <w:lang w:val="en-US"/>
+        </w:rPr>
+        <w:t>Spring provides annotations like </w:t>
+      </w:r>
+      <w:hyperlink r:id="rId83" w:history="1">
+        <w:r>
+          <w:rPr>
+            <w:rStyle w:val="Hyperlink"/>
+            <w:rFonts w:ascii="Raleway" w:hAnsi="Raleway"/>
+            <w:i/>
+            <w:iCs/>
+            <w:sz w:val="27"/>
+            <w:szCs w:val="27"/>
+            <w:lang w:val="en-US"/>
+          </w:rPr>
+          <w:t>@Bean</w:t>
+        </w:r>
+      </w:hyperlink>
+      <w:r>
+        <w:rPr>
+          <w:rFonts w:ascii="Raleway" w:hAnsi="Raleway"/>
+          <w:color w:val="000000"/>
+          <w:sz w:val="27"/>
+          <w:szCs w:val="27"/>
+          <w:lang w:val="en-US"/>
+        </w:rPr>
+        <w:t> and </w:t>
+      </w:r>
+      <w:hyperlink r:id="rId84" w:history="1">
+        <w:r>
+          <w:rPr>
+            <w:rStyle w:val="Hyperlink"/>
+            <w:rFonts w:ascii="Raleway" w:hAnsi="Raleway"/>
+            <w:i/>
+            <w:iCs/>
+            <w:sz w:val="27"/>
+            <w:szCs w:val="27"/>
+            <w:lang w:val="en-US"/>
+          </w:rPr>
+          <w:t>@Qualifier</w:t>
+        </w:r>
+      </w:hyperlink>
+      <w:r>
+        <w:rPr>
+          <w:rFonts w:ascii="Raleway" w:hAnsi="Raleway"/>
+          <w:color w:val="000000"/>
+          <w:sz w:val="27"/>
+          <w:szCs w:val="27"/>
+          <w:lang w:val="en-US"/>
+        </w:rPr>
+        <w:t> to be used on methods for bean creation.</w:t>
+      </w:r>
+    </w:p>
+    <w:p>
+      <w:pPr>
+        <w:pStyle w:val="NormalWeb"/>
+        <w:rPr>
+          <w:rFonts w:ascii="Raleway" w:hAnsi="Raleway"/>
+          <w:b/>
+          <w:bCs/>
+          <w:color w:val="000000"/>
+        </w:rPr>
+      </w:pPr>
+      <w:r>
+        <w:rPr>
+          <w:rFonts w:ascii="Raleway" w:hAnsi="Raleway"/>
+          <w:b/>
+          <w:bCs/>
+          <w:color w:val="000000"/>
+        </w:rPr>
+        <w:lastRenderedPageBreak/>
+        <w:t xml:space="preserve">Custom </w:t>
+      </w:r>
+      <w:proofErr w:type="spellStart"/>
+      <w:r>
+        <w:rPr>
+          <w:rFonts w:ascii="Raleway" w:hAnsi="Raleway"/>
+          <w:b/>
+          <w:bCs/>
+          <w:color w:val="000000"/>
+        </w:rPr>
+        <w:t>Naming</w:t>
+      </w:r>
+      <w:proofErr w:type="spellEnd"/>
+      <w:r>
+        <w:rPr>
+          <w:rFonts w:ascii="Raleway" w:hAnsi="Raleway"/>
+          <w:b/>
+          <w:bCs/>
+          <w:color w:val="000000"/>
+        </w:rPr>
+        <w:t xml:space="preserve"> of </w:t>
+      </w:r>
+      <w:proofErr w:type="spellStart"/>
+      <w:r>
+        <w:rPr>
+          <w:rFonts w:ascii="Raleway" w:hAnsi="Raleway"/>
+          <w:b/>
+          <w:bCs/>
+          <w:color w:val="000000"/>
+        </w:rPr>
+        <w:t>Beans</w:t>
+      </w:r>
+      <w:proofErr w:type="spellEnd"/>
+    </w:p>
+    <w:p>
+      <w:pPr>
+        <w:pStyle w:val="NormalWeb"/>
+        <w:rPr>
+          <w:rFonts w:ascii="Raleway" w:hAnsi="Raleway"/>
+          <w:b/>
+          <w:bCs/>
+          <w:color w:val="000000"/>
+          <w:sz w:val="28"/>
+          <w:szCs w:val="28"/>
+        </w:rPr>
+      </w:pPr>
+      <w:r>
+        <w:rPr>
+          <w:rFonts w:ascii="Raleway" w:hAnsi="Raleway"/>
+          <w:b/>
+          <w:bCs/>
+          <w:color w:val="000000"/>
+          <w:sz w:val="28"/>
+          <w:szCs w:val="28"/>
+        </w:rPr>
+        <w:drawing>
+          <wp:inline distT="0" distB="0" distL="0" distR="0" wp14:anchorId="6692CDF8" wp14:editId="28F47DAF">
+            <wp:extent cx="4210638" cy="2553056"/>
+            <wp:effectExtent l="0" t="0" r="0" b="0"/>
+            <wp:docPr id="473297942" name="Billede 1"/>
+            <wp:cNvGraphicFramePr>
+              <a:graphicFrameLocks xmlns:a="http://schemas.openxmlformats.org/drawingml/2006/main" noChangeAspect="1"/>
+            </wp:cNvGraphicFramePr>
+            <a:graphic xmlns:a="http://schemas.openxmlformats.org/drawingml/2006/main">
+              <a:graphicData uri="http://schemas.openxmlformats.org/drawingml/2006/picture">
+                <pic:pic xmlns:pic="http://schemas.openxmlformats.org/drawingml/2006/picture">
+                  <pic:nvPicPr>
+                    <pic:cNvPr id="473297942" name=""/>
+                    <pic:cNvPicPr/>
+                  </pic:nvPicPr>
+                  <pic:blipFill>
+                    <a:blip r:embed="rId85"/>
+                    <a:stretch>
+                      <a:fillRect/>
+                    </a:stretch>
+                  </pic:blipFill>
+                  <pic:spPr>
+                    <a:xfrm>
+                      <a:off x="0" y="0"/>
+                      <a:ext cx="4210638" cy="2553056"/>
+                    </a:xfrm>
+                    <a:prstGeom prst="rect">
+                      <a:avLst/>
+                    </a:prstGeom>
+                  </pic:spPr>
+                </pic:pic>
+              </a:graphicData>
+            </a:graphic>
+          </wp:inline>
+        </w:drawing>
+      </w:r>
+    </w:p>
+    <w:p>
+      <w:pPr>
+        <w:pStyle w:val="NormalWeb"/>
+        <w:rPr>
+          <w:rFonts w:ascii="Raleway" w:hAnsi="Raleway"/>
+          <w:b/>
+          <w:bCs/>
+          <w:color w:val="000000"/>
+          <w:sz w:val="27"/>
+          <w:szCs w:val="27"/>
+          <w:lang w:val="en-US"/>
+        </w:rPr>
+      </w:pPr>
+      <w:r>
+        <w:rPr>
+          <w:rFonts w:ascii="Raleway" w:hAnsi="Raleway"/>
+          <w:b/>
+          <w:bCs/>
+          <w:color w:val="000000"/>
+          <w:sz w:val="27"/>
+          <w:szCs w:val="27"/>
+          <w:lang w:val="en-US"/>
+        </w:rPr>
+        <w:t>Naming Bean With </w:t>
+      </w:r>
+      <w:r>
+        <w:rPr>
+          <w:rFonts w:ascii="Raleway" w:hAnsi="Raleway"/>
+          <w:b/>
+          <w:bCs/>
+          <w:i/>
+          <w:iCs/>
+          <w:color w:val="000000"/>
+          <w:sz w:val="27"/>
+          <w:szCs w:val="27"/>
+          <w:lang w:val="en-US"/>
+        </w:rPr>
+        <w:t>@Bean</w:t>
+      </w:r>
+      <w:r>
+        <w:rPr>
+          <w:rFonts w:ascii="Raleway" w:hAnsi="Raleway"/>
+          <w:b/>
+          <w:bCs/>
+          <w:color w:val="000000"/>
+          <w:sz w:val="27"/>
+          <w:szCs w:val="27"/>
+          <w:lang w:val="en-US"/>
+        </w:rPr>
+        <w:t> </w:t>
+      </w:r>
+      <w:proofErr w:type="gramStart"/>
+      <w:r>
+        <w:rPr>
+          <w:rFonts w:ascii="Raleway" w:hAnsi="Raleway"/>
+          <w:b/>
+          <w:bCs/>
+          <w:color w:val="000000"/>
+          <w:sz w:val="27"/>
+          <w:szCs w:val="27"/>
+          <w:lang w:val="en-US"/>
+        </w:rPr>
+        <w:t>and </w:t>
+      </w:r>
+      <w:r>
+        <w:rPr>
+          <w:rFonts w:ascii="Raleway" w:hAnsi="Raleway"/>
+          <w:b/>
+          <w:bCs/>
+          <w:i/>
+          <w:iCs/>
+          <w:color w:val="000000"/>
+          <w:sz w:val="27"/>
+          <w:szCs w:val="27"/>
+          <w:lang w:val="en-US"/>
+        </w:rPr>
+        <w:t>@</w:t>
+      </w:r>
+      <w:proofErr w:type="gramEnd"/>
+      <w:r>
+        <w:rPr>
+          <w:rFonts w:ascii="Raleway" w:hAnsi="Raleway"/>
+          <w:b/>
+          <w:bCs/>
+          <w:i/>
+          <w:iCs/>
+          <w:color w:val="000000"/>
+          <w:sz w:val="27"/>
+          <w:szCs w:val="27"/>
+          <w:lang w:val="en-US"/>
+        </w:rPr>
+        <w:t>Qualifier</w:t>
+      </w:r>
+    </w:p>
+    <w:p>
+      <w:pPr>
+        <w:pStyle w:val="NormalWeb"/>
+        <w:rPr>
+          <w:rFonts w:ascii="Raleway" w:hAnsi="Raleway"/>
+          <w:color w:val="000000"/>
+          <w:sz w:val="27"/>
+          <w:szCs w:val="27"/>
+          <w:lang w:val="en-US"/>
+        </w:rPr>
+      </w:pPr>
+      <w:r>
+        <w:rPr>
+          <w:rFonts w:ascii="Raleway" w:hAnsi="Raleway"/>
+          <w:color w:val="000000"/>
+          <w:sz w:val="27"/>
+          <w:szCs w:val="27"/>
+          <w:lang w:val="en-US"/>
+        </w:rPr>
+        <w:drawing>
+          <wp:inline distT="0" distB="0" distL="0" distR="0" wp14:anchorId="15B32D70" wp14:editId="365313DA">
+            <wp:extent cx="6120130" cy="861695"/>
+            <wp:effectExtent l="0" t="0" r="0" b="0"/>
+            <wp:docPr id="386532704" name="Billede 1"/>
+            <wp:cNvGraphicFramePr>
+              <a:graphicFrameLocks xmlns:a="http://schemas.openxmlformats.org/drawingml/2006/main" noChangeAspect="1"/>
+            </wp:cNvGraphicFramePr>
+            <a:graphic xmlns:a="http://schemas.openxmlformats.org/drawingml/2006/main">
+              <a:graphicData uri="http://schemas.openxmlformats.org/drawingml/2006/picture">
+                <pic:pic xmlns:pic="http://schemas.openxmlformats.org/drawingml/2006/picture">
+                  <pic:nvPicPr>
+                    <pic:cNvPr id="386532704" name=""/>
+                    <pic:cNvPicPr/>
+                  </pic:nvPicPr>
+                  <pic:blipFill>
+                    <a:blip r:embed="rId86"/>
+                    <a:stretch>
+                      <a:fillRect/>
+                    </a:stretch>
+                  </pic:blipFill>
+                  <pic:spPr>
+                    <a:xfrm>
+                      <a:off x="0" y="0"/>
+                      <a:ext cx="6120130" cy="861695"/>
+                    </a:xfrm>
+                    <a:prstGeom prst="rect">
+                      <a:avLst/>
+                    </a:prstGeom>
+                  </pic:spPr>
+                </pic:pic>
+              </a:graphicData>
+            </a:graphic>
+          </wp:inline>
+        </w:drawing>
+      </w:r>
+    </w:p>
+    <w:p>
+      <w:pPr>
+        <w:pStyle w:val="NormalWeb"/>
+        <w:rPr>
+          <w:rFonts w:ascii="Raleway" w:hAnsi="Raleway"/>
+          <w:b/>
+          <w:bCs/>
+          <w:color w:val="EE0000"/>
+          <w:lang w:val="en-US"/>
+        </w:rPr>
+      </w:pPr>
+      <w:r>
+        <w:rPr>
+          <w:rFonts w:ascii="Raleway" w:hAnsi="Raleway"/>
+          <w:b/>
+          <w:bCs/>
+          <w:color w:val="EE0000"/>
+          <w:lang w:val="en-US"/>
+        </w:rPr>
+        <w:t xml:space="preserve">Notice that uncomment </w:t>
+      </w:r>
+      <w:proofErr w:type="gramStart"/>
+      <w:r>
+        <w:rPr>
+          <w:rFonts w:ascii="Raleway" w:hAnsi="Raleway"/>
+          <w:b/>
+          <w:bCs/>
+          <w:color w:val="EE0000"/>
+          <w:lang w:val="en-US"/>
+        </w:rPr>
+        <w:t>the @</w:t>
+      </w:r>
+      <w:proofErr w:type="gramEnd"/>
+      <w:r>
+        <w:rPr>
+          <w:rFonts w:ascii="Raleway" w:hAnsi="Raleway"/>
+          <w:b/>
+          <w:bCs/>
+          <w:color w:val="EE0000"/>
+          <w:lang w:val="en-US"/>
+        </w:rPr>
+        <w:t xml:space="preserve">PostConstruct will make the </w:t>
+      </w:r>
+      <w:proofErr w:type="spellStart"/>
+      <w:proofErr w:type="gramStart"/>
+      <w:r>
+        <w:rPr>
+          <w:rFonts w:ascii="Raleway" w:hAnsi="Raleway"/>
+          <w:b/>
+          <w:bCs/>
+          <w:color w:val="EE0000"/>
+          <w:lang w:val="en-US"/>
+        </w:rPr>
+        <w:t>logBeans</w:t>
+      </w:r>
+      <w:proofErr w:type="spellEnd"/>
+      <w:r>
+        <w:rPr>
+          <w:rFonts w:ascii="Raleway" w:hAnsi="Raleway"/>
+          <w:b/>
+          <w:bCs/>
+          <w:color w:val="EE0000"/>
+          <w:lang w:val="en-US"/>
+        </w:rPr>
+        <w:t>(</w:t>
+      </w:r>
+      <w:proofErr w:type="gramEnd"/>
+      <w:r>
+        <w:rPr>
+          <w:rFonts w:ascii="Raleway" w:hAnsi="Raleway"/>
+          <w:b/>
+          <w:bCs/>
+          <w:color w:val="EE0000"/>
+          <w:lang w:val="en-US"/>
+        </w:rPr>
+        <w:t>) called twice as it is a callback during bean initialization!</w:t>
+      </w:r>
+    </w:p>
+    <w:p>
+      <w:pPr>
+        <w:pStyle w:val="NormalWeb"/>
+        <w:rPr>
+          <w:rFonts w:ascii="Raleway" w:hAnsi="Raleway"/>
+          <w:color w:val="000000"/>
+          <w:sz w:val="27"/>
+          <w:szCs w:val="27"/>
+          <w:lang w:val="en-US"/>
+        </w:rPr>
+      </w:pPr>
+      <w:hyperlink r:id="rId87" w:history="1">
+        <w:r>
+          <w:rPr>
+            <w:rStyle w:val="Hyperlink"/>
+            <w:rFonts w:ascii="Raleway" w:hAnsi="Raleway"/>
+            <w:sz w:val="27"/>
+            <w:szCs w:val="27"/>
+            <w:lang w:val="en-US"/>
+          </w:rPr>
+          <w:t>https://github.com/haidong1965/com.example.demo</w:t>
+        </w:r>
+      </w:hyperlink>
+    </w:p>
+    <w:p>
+      <w:pPr>
+        <w:pStyle w:val="NormalWeb"/>
+        <w:rPr>
+          <w:rFonts w:ascii="Raleway" w:hAnsi="Raleway"/>
+          <w:color w:val="000000"/>
+          <w:sz w:val="27"/>
+          <w:szCs w:val="27"/>
+          <w:lang w:val="en-US"/>
+        </w:rPr>
+      </w:pPr>
+    </w:p>
+    <w:p>
+      <w:pPr>
+        <w:pStyle w:val="Overskrift2"/>
+        <w:numPr>
+          <w:ilvl w:val="0"/>
+          <w:numId w:val="1"/>
+        </w:numPr>
+        <w:rPr>
+          <w:rFonts w:eastAsia="Times New Roman" w:cs="Times New Roman"/>
+          <w:kern w:val="0"/>
+          <w:lang w:val="en-US"/>
+          <w14:ligatures w14:val="none"/>
+        </w:rPr>
+      </w:pPr>
+      <w:r>
+        <w:t>@Value</w:t>
+      </w:r>
+    </w:p>
+    <w:p>
+      <w:pPr>
+        <w:pStyle w:val="NormalWeb"/>
+        <w:shd w:val="clear" w:color="auto" w:fill="FFFFFF"/>
+        <w:spacing w:before="0" w:beforeAutospacing="0" w:after="150" w:afterAutospacing="0"/>
+        <w:rPr>
+          <w:rFonts w:ascii="Raleway" w:hAnsi="Raleway"/>
+          <w:color w:val="000000"/>
+          <w:sz w:val="27"/>
+          <w:szCs w:val="27"/>
+          <w:lang w:val="en-US"/>
+        </w:rPr>
+      </w:pPr>
+    </w:p>
+    <w:p>
+      <w:pPr>
+        <w:pStyle w:val="NormalWeb"/>
+        <w:shd w:val="clear" w:color="auto" w:fill="FFFFFF"/>
+        <w:spacing w:before="0" w:beforeAutospacing="0" w:after="150" w:afterAutospacing="0"/>
+        <w:rPr>
+          <w:rFonts w:ascii="Raleway" w:hAnsi="Raleway"/>
+          <w:color w:val="000000"/>
+          <w:sz w:val="27"/>
+          <w:szCs w:val="27"/>
+          <w:lang w:val="en-US"/>
+        </w:rPr>
+      </w:pPr>
+    </w:p>
+    <w:p>
+      <w:pPr>
+        <w:rPr>
+          <w:lang w:val="en-US"/>
+        </w:rPr>
+      </w:pPr>
+    </w:p>
+    <w:p>
+      <w:pPr>
+        <w:rPr>
+          <w:lang w:val="en-US"/>
+        </w:rPr>
+      </w:pPr>
+    </w:p>
     <w:sectPr>
       <w:pgSz w:w="11906" w:h="16838"/>
       <w:pgMar w:top="1701" w:right="1134" w:bottom="1701" w:left="1134" w:header="708" w:footer="708" w:gutter="0"/>
@@ -3951,7 +5347,6 @@
   <w:style w:type="character" w:default="1" w:styleId="Standardskrifttypeiafsnit">
     <w:name w:val="Default Paragraph Font"/>
     <w:uiPriority w:val="1"/>
-    <w:semiHidden/>
     <w:unhideWhenUsed/>
   </w:style>
   <w:style w:type="table" w:default="1" w:styleId="Tabel-Normal">
@@ -4299,6 +5694,33 @@
       <w:u w:val="single"/>
     </w:rPr>
   </w:style>
+  <w:style w:type="paragraph" w:styleId="NormalWeb">
+    <w:name w:val="Normal (Web)"/>
+    <w:basedOn w:val="Normal"/>
+    <w:uiPriority w:val="99"/>
+    <w:semiHidden/>
+    <w:unhideWhenUsed/>
+    <w:rsid w:val="00D66D1B"/>
+    <w:pPr>
+      <w:spacing w:before="100" w:beforeAutospacing="1" w:after="100" w:afterAutospacing="1" w:line="240" w:lineRule="auto"/>
+    </w:pPr>
+    <w:rPr>
+      <w:rFonts w:ascii="Times New Roman" w:eastAsia="Times New Roman" w:hAnsi="Times New Roman" w:cs="Times New Roman"/>
+      <w:kern w:val="0"/>
+      <w14:ligatures w14:val="none"/>
+    </w:rPr>
+  </w:style>
+  <w:style w:type="character" w:styleId="Strk">
+    <w:name w:val="Strong"/>
+    <w:basedOn w:val="Standardskrifttypeiafsnit"/>
+    <w:uiPriority w:val="22"/>
+    <w:qFormat/>
+    <w:rsid w:val="00D66D1B"/>
+    <w:rPr>
+      <w:b/>
+      <w:bCs/>
+    </w:rPr>
+  </w:style>
 </w:styles>
 </file>
 
